--- a/4200.1 - Travail_Comparatif/Travail Comparatif - pure text.docx
+++ b/4200.1 - Travail_Comparatif/Travail Comparatif - pure text.docx
@@ -3,440 +3,467 @@
 <w:document xmlns:wpc="http://schemas.microsoft.com/office/word/2010/wordprocessingCanvas" xmlns:cx="http://schemas.microsoft.com/office/drawing/2014/chartex" xmlns:cx1="http://schemas.microsoft.com/office/drawing/2015/9/8/chartex" xmlns:cx2="http://schemas.microsoft.com/office/drawing/2015/10/21/chartex" xmlns:cx3="http://schemas.microsoft.com/office/drawing/2016/5/9/chartex" xmlns:cx4="http://schemas.microsoft.com/office/drawing/2016/5/10/chartex" xmlns:cx5="http://schemas.microsoft.com/office/drawing/2016/5/11/chartex" xmlns:cx6="http://schemas.microsoft.com/office/drawing/2016/5/12/chartex" xmlns:cx7="http://schemas.microsoft.com/office/drawing/2016/5/13/chartex" xmlns:cx8="http://schemas.microsoft.com/office/drawing/2016/5/14/chartex" xmlns:mc="http://schemas.openxmlformats.org/markup-compatibility/2006" xmlns:aink="http://schemas.microsoft.com/office/drawing/2016/ink" xmlns:am3d="http://schemas.microsoft.com/office/drawing/2017/model3d" xmlns:o="urn:schemas-microsoft-com:office:office" xmlns:r="http://schemas.openxmlformats.org/officeDocument/2006/relationships" xmlns:m="http://schemas.openxmlformats.org/officeDocument/2006/math" xmlns:v="urn:schemas-microsoft-com:vml" xmlns:wp14="http://schemas.microsoft.com/office/word/2010/wordprocessingDrawing" xmlns:wp="http://schemas.openxmlformats.org/drawingml/2006/wordprocessingDrawing" xmlns:w10="urn:schemas-microsoft-com:office:word" xmlns:w="http://schemas.openxmlformats.org/wordprocessingml/2006/main" xmlns:w14="http://schemas.microsoft.com/office/word/2010/wordml" xmlns:w15="http://schemas.microsoft.com/office/word/2012/wordml" xmlns:w16cex="http://schemas.microsoft.com/office/word/2018/wordml/cex" xmlns:w16cid="http://schemas.microsoft.com/office/word/2016/wordml/cid" xmlns:w16="http://schemas.microsoft.com/office/word/2018/wordml" xmlns:w16sdtdh="http://schemas.microsoft.com/office/word/2020/wordml/sdtdatahash" xmlns:w16se="http://schemas.microsoft.com/office/word/2015/wordml/symex" xmlns:wpg="http://schemas.microsoft.com/office/word/2010/wordprocessingGroup" xmlns:wpi="http://schemas.microsoft.com/office/word/2010/wordprocessingInk" xmlns:wne="http://schemas.microsoft.com/office/word/2006/wordml" xmlns:wps="http://schemas.microsoft.com/office/word/2010/wordprocessingShape" mc:Ignorable="w14 w15 w16se w16cid w16 w16cex w16sdtdh wp14">
   <w:body>
     <w:p>
-      <w:pPr>
-        <w:pStyle w:val="ListParagraph"/>
-        <w:ind w:left="0"/>
-        <w:rPr>
-          <w:lang w:val="fr-CH"/>
-        </w:rPr>
-      </w:pPr>
-      <w:bookmarkStart w:id="0" w:name="_Hlk93833158"/>
-      <w:r>
-        <w:rPr>
-          <w:lang w:val="fr-CH"/>
-        </w:rPr>
-        <w:t>Avant d’attaquer la problématique posée, nous nous devons de comprendre tous les éléments la composant, clarifier les éléments qui pourraient prêter à confusion et expliciter les termes qui pourraient ne pas être clair pour tous.</w:t>
-      </w:r>
-    </w:p>
-    <w:p>
-      <w:pPr>
-        <w:pStyle w:val="ListParagraph"/>
-        <w:ind w:left="0"/>
-        <w:rPr>
-          <w:lang w:val="fr-CH"/>
-        </w:rPr>
-      </w:pPr>
-    </w:p>
-    <w:p>
-      <w:pPr>
-        <w:pStyle w:val="ListParagraph"/>
-        <w:ind w:left="0"/>
-        <w:rPr>
-          <w:lang w:val="fr-CH"/>
-        </w:rPr>
-      </w:pPr>
-      <w:r>
-        <w:rPr>
-          <w:lang w:val="fr-CH"/>
-        </w:rPr>
-        <w:t>Pour commencer, il faut que nous définissions ce qu’est un jeux vidéo « mobile ».</w:t>
-      </w:r>
-    </w:p>
-    <w:p>
-      <w:pPr>
-        <w:pStyle w:val="ListParagraph"/>
-        <w:ind w:left="0"/>
-        <w:rPr>
-          <w:lang w:val="fr-CH"/>
-        </w:rPr>
-      </w:pPr>
-      <w:r>
-        <w:rPr>
-          <w:lang w:val="fr-CH"/>
-        </w:rPr>
-        <w:t xml:space="preserve">Le terme « mobile » fait évidemment échos à la mobilité, de ce fait nous pourrions catégoriser comme « jeux vidéo mobile » tous jeux pouvant être joué sans que l’utilisateur ne soit restreint dans ses mouvements par un soucis technique tel que l’alimentation de l’appareil sur lequel </w:t>
-      </w:r>
-      <w:proofErr w:type="gramStart"/>
-      <w:r>
-        <w:rPr>
-          <w:lang w:val="fr-CH"/>
-        </w:rPr>
-        <w:t>le jeux</w:t>
-      </w:r>
-      <w:proofErr w:type="gramEnd"/>
-      <w:r>
-        <w:rPr>
-          <w:lang w:val="fr-CH"/>
-        </w:rPr>
-        <w:t xml:space="preserve"> doit être joué. En partant de ce postulat, n’importe </w:t>
-      </w:r>
-      <w:proofErr w:type="gramStart"/>
-      <w:r>
-        <w:rPr>
-          <w:lang w:val="fr-CH"/>
-        </w:rPr>
-        <w:t>quel jeux</w:t>
-      </w:r>
-      <w:proofErr w:type="gramEnd"/>
-      <w:r>
-        <w:rPr>
-          <w:lang w:val="fr-CH"/>
-        </w:rPr>
-        <w:t xml:space="preserve"> qui ne se joue par sur un appareil fix tel qu’un ordinateur personnel ou une borne d’arcade peut être considéré comme jeux vidéo mobile.</w:t>
-      </w:r>
-    </w:p>
-    <w:p>
-      <w:pPr>
-        <w:pStyle w:val="ListParagraph"/>
-        <w:ind w:left="0"/>
-        <w:rPr>
-          <w:lang w:val="fr-CH"/>
-        </w:rPr>
-      </w:pPr>
-      <w:r>
-        <w:rPr>
-          <w:lang w:val="fr-CH"/>
-        </w:rPr>
-        <w:t xml:space="preserve">Cependant, malgré la multitude d’appareils permettant à leurs utilisateurs de jouer sans restriction de mobilité (Nintendo : </w:t>
-      </w:r>
-      <w:proofErr w:type="spellStart"/>
-      <w:r>
-        <w:rPr>
-          <w:lang w:val="fr-CH"/>
-        </w:rPr>
-        <w:t>GameBoy</w:t>
-      </w:r>
-      <w:proofErr w:type="spellEnd"/>
-      <w:r>
-        <w:rPr>
-          <w:lang w:val="fr-CH"/>
-        </w:rPr>
-        <w:t xml:space="preserve">, DS, Switch, etc…), comme expliqué dans la thèse « Mobile Games » de Frans </w:t>
-      </w:r>
-      <w:proofErr w:type="spellStart"/>
-      <w:r>
-        <w:rPr>
-          <w:lang w:val="fr-CH"/>
-        </w:rPr>
-        <w:t>Märyä</w:t>
-      </w:r>
-      <w:proofErr w:type="spellEnd"/>
-      <w:r>
-        <w:rPr>
-          <w:lang w:val="fr-CH"/>
-        </w:rPr>
-        <w:t xml:space="preserve"> de l’Université de Tampere en Finlande, le terme « Mobile </w:t>
-      </w:r>
-      <w:proofErr w:type="spellStart"/>
-      <w:r>
-        <w:rPr>
-          <w:lang w:val="fr-CH"/>
-        </w:rPr>
-        <w:t>games</w:t>
-      </w:r>
-      <w:proofErr w:type="spellEnd"/>
-      <w:r>
-        <w:rPr>
-          <w:lang w:val="fr-CH"/>
-        </w:rPr>
-        <w:t> » fait référence, en premier lieux et dans la compréhension générale commune, à des jeux qui sont développés pour des téléphones portables ou tablettes.</w:t>
-      </w:r>
-    </w:p>
-    <w:p>
-      <w:pPr>
-        <w:pStyle w:val="ListParagraph"/>
-        <w:ind w:left="0"/>
-        <w:rPr>
-          <w:lang w:val="fr-CH"/>
-        </w:rPr>
-      </w:pPr>
-      <w:r>
-        <w:rPr>
-          <w:lang w:val="fr-CH"/>
-        </w:rPr>
-        <w:t xml:space="preserve">Dans le cadre de cette étude nous allons principalement nous concentrer sur ces jeux. Plus précisément, tous jeux pouvant être installé via différentes plateformes de distribution (Android </w:t>
-      </w:r>
-      <w:proofErr w:type="spellStart"/>
-      <w:r>
-        <w:rPr>
-          <w:lang w:val="fr-CH"/>
-        </w:rPr>
-        <w:t>Market</w:t>
-      </w:r>
-      <w:proofErr w:type="spellEnd"/>
-      <w:r>
-        <w:rPr>
-          <w:lang w:val="fr-CH"/>
-        </w:rPr>
-        <w:t xml:space="preserve">, Google </w:t>
-      </w:r>
-      <w:proofErr w:type="spellStart"/>
-      <w:r>
-        <w:rPr>
-          <w:lang w:val="fr-CH"/>
-        </w:rPr>
-        <w:t>PlayStore</w:t>
-      </w:r>
-      <w:proofErr w:type="spellEnd"/>
-      <w:r>
-        <w:rPr>
-          <w:lang w:val="fr-CH"/>
-        </w:rPr>
-        <w:t>, Apple Store, etc…). En conséquent, quand nous parlerons de « Jeux vidéo mobile » nous nous référerons au terme plus communément utilisé et non à des jeux développés pour des appareils de jeux portatifs.</w:t>
-      </w:r>
-    </w:p>
-    <w:p>
-      <w:pPr>
-        <w:pStyle w:val="ListParagraph"/>
-        <w:ind w:left="0"/>
-        <w:rPr>
-          <w:lang w:val="fr-CH"/>
-        </w:rPr>
-      </w:pPr>
-    </w:p>
-    <w:p>
-      <w:pPr>
-        <w:pStyle w:val="ListParagraph"/>
-        <w:ind w:left="0"/>
-        <w:rPr>
-          <w:lang w:val="fr-CH"/>
-        </w:rPr>
-      </w:pPr>
-      <w:r>
-        <w:rPr>
-          <w:lang w:val="fr-CH"/>
-        </w:rPr>
-        <w:t>Maintenant que nous avons défini ce qu’est un jeu mobile, nous devons expliciter ce qu’est le « </w:t>
-      </w:r>
-      <w:proofErr w:type="spellStart"/>
-      <w:r>
-        <w:rPr>
-          <w:lang w:val="fr-CH"/>
-        </w:rPr>
-        <w:t>game</w:t>
-      </w:r>
-      <w:proofErr w:type="spellEnd"/>
-      <w:r>
-        <w:rPr>
-          <w:lang w:val="fr-CH"/>
-        </w:rPr>
-        <w:t xml:space="preserve"> design ». Le </w:t>
-      </w:r>
-      <w:proofErr w:type="spellStart"/>
-      <w:r>
-        <w:rPr>
-          <w:lang w:val="fr-CH"/>
-        </w:rPr>
-        <w:t>game</w:t>
-      </w:r>
-      <w:proofErr w:type="spellEnd"/>
-      <w:r>
-        <w:rPr>
-          <w:lang w:val="fr-CH"/>
-        </w:rPr>
-        <w:t xml:space="preserve"> design, design de jeux en français, est l’ensemble des règles, lois, et mécaniques régissant un jeu. C’est le </w:t>
-      </w:r>
-      <w:proofErr w:type="spellStart"/>
-      <w:r>
-        <w:rPr>
-          <w:lang w:val="fr-CH"/>
-        </w:rPr>
-        <w:t>game</w:t>
-      </w:r>
-      <w:proofErr w:type="spellEnd"/>
-      <w:r>
-        <w:rPr>
-          <w:lang w:val="fr-CH"/>
-        </w:rPr>
-        <w:t xml:space="preserve"> design qui fait qu’un jeu est frustrant, amusant, palpitant, intéressant, voir même addictif. Un bon design permettra de produire un bon jeu qui intéressera le public cible, à l’inverse un mauvais design rendra </w:t>
-      </w:r>
-      <w:proofErr w:type="gramStart"/>
-      <w:r>
-        <w:rPr>
-          <w:lang w:val="fr-CH"/>
-        </w:rPr>
-        <w:t>le jeux inintéressant</w:t>
-      </w:r>
-      <w:proofErr w:type="gramEnd"/>
-      <w:r>
-        <w:rPr>
-          <w:lang w:val="fr-CH"/>
-        </w:rPr>
-        <w:t xml:space="preserve"> voir injouable.</w:t>
-      </w:r>
-    </w:p>
-    <w:p>
-      <w:pPr>
-        <w:pStyle w:val="ListParagraph"/>
-        <w:ind w:left="0"/>
-        <w:rPr>
-          <w:lang w:val="fr-CH"/>
-        </w:rPr>
-      </w:pPr>
-    </w:p>
-    <w:p>
-      <w:pPr>
-        <w:pStyle w:val="ListParagraph"/>
-        <w:ind w:left="0"/>
-        <w:rPr>
-          <w:lang w:val="fr-FR"/>
-        </w:rPr>
-      </w:pPr>
-      <w:r>
-        <w:rPr>
-          <w:lang w:val="fr-CH"/>
-        </w:rPr>
-        <w:t>Le terme Casual peut être traduit en français comme « Décontracté », « Temporaire », « Intermittent », ou encore « Relax ». En partant de cette définition, nous pourrions dire que les jeux « Casual » ou « Hyper-Casual » sont considérés comme des jeux ne nécessitant pas une grande attention et où les mécaniques de jeux sont relativement simples à comprendre. Ces genres de jeux ne nécessitent pas de compétences particulières et permettent aux joueurs de jouer en tout temps pour de courte période sans avoir à prévoir ou organiser un temps dédié au jeu.</w:t>
-      </w:r>
-    </w:p>
-    <w:p>
-      <w:pPr>
-        <w:pStyle w:val="ListParagraph"/>
-        <w:ind w:left="0"/>
-        <w:rPr>
-          <w:lang w:val="fr-CH"/>
-        </w:rPr>
-      </w:pPr>
-    </w:p>
-    <w:p>
-      <w:pPr>
-        <w:pStyle w:val="ListParagraph"/>
-        <w:ind w:left="0"/>
-        <w:rPr>
-          <w:lang w:val="fr-CH"/>
-        </w:rPr>
-      </w:pPr>
-      <w:r>
-        <w:rPr>
-          <w:lang w:val="fr-CH"/>
-        </w:rPr>
-        <w:t xml:space="preserve">Le but de ce travail comparatif sera d’évaluer, de comparer et de définir, dans la mesure du possible, une règle permettant de différencier les jeux casuels des jeux </w:t>
-      </w:r>
-      <w:proofErr w:type="spellStart"/>
-      <w:r>
-        <w:rPr>
-          <w:lang w:val="fr-CH"/>
-        </w:rPr>
-        <w:t>hypercasuel</w:t>
-      </w:r>
-      <w:proofErr w:type="spellEnd"/>
-      <w:r>
-        <w:rPr>
-          <w:lang w:val="fr-CH"/>
-        </w:rPr>
-        <w:t xml:space="preserve">. Les jeux que nous utiliserons comme référence sont </w:t>
-      </w:r>
-      <w:proofErr w:type="spellStart"/>
-      <w:r>
-        <w:rPr>
-          <w:lang w:val="fr-CH"/>
-        </w:rPr>
-        <w:t>FlappyBird</w:t>
-      </w:r>
-      <w:proofErr w:type="spellEnd"/>
-      <w:r>
-        <w:rPr>
-          <w:lang w:val="fr-CH"/>
-        </w:rPr>
-        <w:t xml:space="preserve">, développé par le développeur indépendant Vietnamien </w:t>
-      </w:r>
-      <w:proofErr w:type="spellStart"/>
-      <w:r>
-        <w:rPr>
-          <w:lang w:val="fr-CH"/>
-        </w:rPr>
-        <w:t>Nguyễn</w:t>
-      </w:r>
-      <w:proofErr w:type="spellEnd"/>
-      <w:r>
-        <w:rPr>
-          <w:lang w:val="fr-CH"/>
-        </w:rPr>
-        <w:t xml:space="preserve"> </w:t>
-      </w:r>
-      <w:proofErr w:type="spellStart"/>
-      <w:r>
-        <w:rPr>
-          <w:lang w:val="fr-CH"/>
-        </w:rPr>
-        <w:t>Hà</w:t>
-      </w:r>
-      <w:proofErr w:type="spellEnd"/>
-      <w:r>
-        <w:rPr>
-          <w:lang w:val="fr-CH"/>
-        </w:rPr>
-        <w:t xml:space="preserve"> </w:t>
-      </w:r>
-      <w:proofErr w:type="spellStart"/>
-      <w:r>
-        <w:rPr>
-          <w:lang w:val="fr-CH"/>
-        </w:rPr>
-        <w:t>Đông</w:t>
-      </w:r>
-      <w:proofErr w:type="spellEnd"/>
-      <w:r>
-        <w:rPr>
-          <w:lang w:val="fr-CH"/>
-        </w:rPr>
-        <w:t xml:space="preserve"> et </w:t>
-      </w:r>
-      <w:proofErr w:type="spellStart"/>
-      <w:r>
-        <w:rPr>
-          <w:lang w:val="fr-CH"/>
-        </w:rPr>
-        <w:t>BrawlStars</w:t>
-      </w:r>
-      <w:proofErr w:type="spellEnd"/>
-      <w:r>
-        <w:rPr>
-          <w:lang w:val="fr-CH"/>
-        </w:rPr>
-        <w:t xml:space="preserve"> développé par le studio finlandais </w:t>
-      </w:r>
-      <w:proofErr w:type="spellStart"/>
-      <w:r>
-        <w:rPr>
-          <w:lang w:val="fr-CH"/>
-        </w:rPr>
-        <w:t>SuperCell</w:t>
-      </w:r>
-      <w:proofErr w:type="spellEnd"/>
-      <w:r>
-        <w:rPr>
-          <w:lang w:val="fr-CH"/>
-        </w:rPr>
-        <w:t>.</w:t>
-      </w:r>
-      <w:bookmarkEnd w:id="0"/>
-    </w:p>
-    <w:p>
-      <w:pPr>
-        <w:pStyle w:val="ListParagraph"/>
-        <w:ind w:left="0"/>
+      <w:r>
         <w:rPr>
           <w:b/>
           <w:bCs/>
-          <w:lang w:val="fr-CH"/>
-        </w:rPr>
-      </w:pPr>
-    </w:p>
-    <w:p>
-      <w:pPr>
-        <w:pStyle w:val="ListParagraph"/>
-        <w:ind w:left="0"/>
-        <w:rPr>
-          <w:lang w:val="fr-CH"/>
-        </w:rPr>
-      </w:pPr>
+        </w:rPr>
+        <w:t xml:space="preserve">- Evaluation de la </w:t>
+      </w:r>
+      <w:proofErr w:type="spellStart"/>
+      <w:r>
+        <w:rPr>
+          <w:b/>
+          <w:bCs/>
+        </w:rPr>
+        <w:t>problématique</w:t>
+      </w:r>
+      <w:proofErr w:type="spellEnd"/>
+      <w:r>
+        <w:rPr>
+          <w:b/>
+          <w:bCs/>
+        </w:rPr>
+        <w:t>:</w:t>
+      </w:r>
+    </w:p>
+    <w:p>
+      <w:pPr>
+        <w:pStyle w:val="ListParagraph"/>
+        <w:ind w:left="0"/>
+        <w:rPr>
+          <w:lang w:val="fr-CH"/>
+        </w:rPr>
+      </w:pPr>
+      <w:bookmarkStart w:id="0" w:name="_Hlk93833158"/>
+      <w:r>
+        <w:rPr>
+          <w:lang w:val="fr-CH"/>
+        </w:rPr>
+        <w:t>Avant d’attaquer la problématique posée, nous nous devons de comprendre tous les éléments la composant, clarifier les éléments qui pourraient prêter à confusion et expliciter les termes qui pourraient ne pas être clair pour tous.</w:t>
+      </w:r>
+    </w:p>
+    <w:p>
+      <w:pPr>
+        <w:pStyle w:val="ListParagraph"/>
+        <w:ind w:left="0"/>
+        <w:rPr>
+          <w:lang w:val="fr-CH"/>
+        </w:rPr>
+      </w:pPr>
+    </w:p>
+    <w:p>
+      <w:pPr>
+        <w:pStyle w:val="ListParagraph"/>
+        <w:ind w:left="0"/>
+        <w:rPr>
+          <w:lang w:val="fr-CH"/>
+        </w:rPr>
+      </w:pPr>
+      <w:r>
+        <w:rPr>
+          <w:lang w:val="fr-CH"/>
+        </w:rPr>
+        <w:t>Pour commencer, il faut que nous définissions ce qu’est un jeux vidéo « mobile ».</w:t>
+      </w:r>
+    </w:p>
+    <w:p>
+      <w:pPr>
+        <w:pStyle w:val="ListParagraph"/>
+        <w:ind w:left="0"/>
+        <w:rPr>
+          <w:lang w:val="fr-CH"/>
+        </w:rPr>
+      </w:pPr>
+      <w:r>
+        <w:rPr>
+          <w:lang w:val="fr-CH"/>
+        </w:rPr>
+        <w:t>Le terme « mobile » fait évidemment échos à la mobilité, de ce fait nous pourrions catégoriser comme « jeux vidéo mobile » tous jeux pouvant être joué sans que l’utilisateur ne soit restreint dans ses mouvements par un soucis technique tel que l’alimentation de l’appareil sur lequel le jeux doit être joué. En partant de ce postulat, n’importe quel jeux qui ne se joue par sur un appareil fix tel qu’un ordinateur personnel ou une borne d’arcade peut être considéré comme jeux vidéo mobile.</w:t>
+      </w:r>
+    </w:p>
+    <w:p>
+      <w:pPr>
+        <w:pStyle w:val="ListParagraph"/>
+        <w:ind w:left="0"/>
+        <w:rPr>
+          <w:lang w:val="fr-CH"/>
+        </w:rPr>
+      </w:pPr>
+      <w:r>
+        <w:rPr>
+          <w:lang w:val="fr-CH"/>
+        </w:rPr>
+        <w:t xml:space="preserve">Cependant, malgré la multitude d’appareils permettant à leurs utilisateurs de jouer sans restriction de mobilité (Nintendo : </w:t>
+      </w:r>
+      <w:proofErr w:type="spellStart"/>
+      <w:r>
+        <w:rPr>
+          <w:lang w:val="fr-CH"/>
+        </w:rPr>
+        <w:t>GameBoy</w:t>
+      </w:r>
+      <w:proofErr w:type="spellEnd"/>
+      <w:r>
+        <w:rPr>
+          <w:lang w:val="fr-CH"/>
+        </w:rPr>
+        <w:t xml:space="preserve">, DS, Switch, etc…), comme expliqué dans la thèse « Mobile Games » de Frans </w:t>
+      </w:r>
+      <w:proofErr w:type="spellStart"/>
+      <w:r>
+        <w:rPr>
+          <w:lang w:val="fr-CH"/>
+        </w:rPr>
+        <w:t>Märyä</w:t>
+      </w:r>
+      <w:proofErr w:type="spellEnd"/>
+      <w:r>
+        <w:rPr>
+          <w:lang w:val="fr-CH"/>
+        </w:rPr>
+        <w:t xml:space="preserve"> de l’Université de Tampere en Finlande, le terme « Mobile </w:t>
+      </w:r>
+      <w:proofErr w:type="spellStart"/>
+      <w:r>
+        <w:rPr>
+          <w:lang w:val="fr-CH"/>
+        </w:rPr>
+        <w:t>games</w:t>
+      </w:r>
+      <w:proofErr w:type="spellEnd"/>
+      <w:r>
+        <w:rPr>
+          <w:lang w:val="fr-CH"/>
+        </w:rPr>
+        <w:t> » fait référence, en premier lieux et dans la compréhension générale commune, à des jeux qui sont développés pour des téléphones portables ou tablettes.</w:t>
+      </w:r>
+    </w:p>
+    <w:p>
+      <w:pPr>
+        <w:pStyle w:val="ListParagraph"/>
+        <w:ind w:left="0"/>
+        <w:rPr>
+          <w:lang w:val="fr-CH"/>
+        </w:rPr>
+      </w:pPr>
+      <w:r>
+        <w:rPr>
+          <w:lang w:val="fr-CH"/>
+        </w:rPr>
+        <w:t xml:space="preserve">Dans le cadre de cette étude nous allons principalement nous concentrer sur ces jeux. Plus précisément, tous jeux pouvant être installé via différentes plateformes de distribution (Android </w:t>
+      </w:r>
+      <w:proofErr w:type="spellStart"/>
+      <w:r>
+        <w:rPr>
+          <w:lang w:val="fr-CH"/>
+        </w:rPr>
+        <w:t>Market</w:t>
+      </w:r>
+      <w:proofErr w:type="spellEnd"/>
+      <w:r>
+        <w:rPr>
+          <w:lang w:val="fr-CH"/>
+        </w:rPr>
+        <w:t xml:space="preserve">, Google </w:t>
+      </w:r>
+      <w:proofErr w:type="spellStart"/>
+      <w:r>
+        <w:rPr>
+          <w:lang w:val="fr-CH"/>
+        </w:rPr>
+        <w:t>PlayStore</w:t>
+      </w:r>
+      <w:proofErr w:type="spellEnd"/>
+      <w:r>
+        <w:rPr>
+          <w:lang w:val="fr-CH"/>
+        </w:rPr>
+        <w:t>, Apple Store, etc…). En conséquent, quand nous parlerons de « Jeux vidéo mobile » nous nous référerons au terme plus communément utilisé et non à des jeux développés pour des appareils de jeux portatifs.</w:t>
+      </w:r>
+    </w:p>
+    <w:p>
+      <w:pPr>
+        <w:pStyle w:val="ListParagraph"/>
+        <w:ind w:left="0"/>
+        <w:rPr>
+          <w:lang w:val="fr-CH"/>
+        </w:rPr>
+      </w:pPr>
+    </w:p>
+    <w:p>
+      <w:pPr>
+        <w:pStyle w:val="ListParagraph"/>
+        <w:ind w:left="0"/>
+        <w:rPr>
+          <w:lang w:val="fr-CH"/>
+        </w:rPr>
+      </w:pPr>
+      <w:r>
+        <w:rPr>
+          <w:lang w:val="fr-CH"/>
+        </w:rPr>
+        <w:t>Maintenant que nous avons défini ce qu’est un jeu mobile, nous devons expliciter ce qu’est le « </w:t>
+      </w:r>
+      <w:proofErr w:type="spellStart"/>
+      <w:r>
+        <w:rPr>
+          <w:lang w:val="fr-CH"/>
+        </w:rPr>
+        <w:t>game</w:t>
+      </w:r>
+      <w:proofErr w:type="spellEnd"/>
+      <w:r>
+        <w:rPr>
+          <w:lang w:val="fr-CH"/>
+        </w:rPr>
+        <w:t xml:space="preserve"> design ». Le </w:t>
+      </w:r>
+      <w:proofErr w:type="spellStart"/>
+      <w:r>
+        <w:rPr>
+          <w:lang w:val="fr-CH"/>
+        </w:rPr>
+        <w:t>game</w:t>
+      </w:r>
+      <w:proofErr w:type="spellEnd"/>
+      <w:r>
+        <w:rPr>
+          <w:lang w:val="fr-CH"/>
+        </w:rPr>
+        <w:t xml:space="preserve"> design, design de jeux en français, est l’ensemble des règles, lois, et mécaniques régissant un jeu. C’est le </w:t>
+      </w:r>
+      <w:proofErr w:type="spellStart"/>
+      <w:r>
+        <w:rPr>
+          <w:lang w:val="fr-CH"/>
+        </w:rPr>
+        <w:t>game</w:t>
+      </w:r>
+      <w:proofErr w:type="spellEnd"/>
+      <w:r>
+        <w:rPr>
+          <w:lang w:val="fr-CH"/>
+        </w:rPr>
+        <w:t xml:space="preserve"> design qui fait qu’un jeu est frustrant, amusant, palpitant, intéressant, voir même addictif. Un bon design permettra de produire un bon jeu qui intéressera le public cible, à l’inverse un mauvais design rendra le jeux inintéressant voir injouable.</w:t>
+      </w:r>
+    </w:p>
+    <w:p>
+      <w:pPr>
+        <w:pStyle w:val="ListParagraph"/>
+        <w:ind w:left="0"/>
+        <w:rPr>
+          <w:lang w:val="fr-CH"/>
+        </w:rPr>
+      </w:pPr>
+    </w:p>
+    <w:p>
+      <w:pPr>
+        <w:pStyle w:val="ListParagraph"/>
+        <w:ind w:left="0"/>
+        <w:rPr>
+          <w:lang w:val="fr-CH"/>
+        </w:rPr>
+      </w:pPr>
+      <w:r>
+        <w:rPr>
+          <w:lang w:val="fr-CH"/>
+        </w:rPr>
+        <w:t>Le terme Casual peut être traduit en français comme « Décontracté », « Temporaire », « Intermittent », ou encore « Relax ». En partant de cette définition, nous pourrions dire que les jeux « Casual » ou « Hyper-Casual » sont considérés comme des jeux ne nécessitant pas une grande attention et où les mécaniques de jeux sont relativement simples à comprendre. Ces genres de jeux ne nécessitent pas de compétences particulières et permettent aux joueurs de jouer en tout temps pour de courte période sans avoir à prévoir ou organiser un temps dédié au jeu.</w:t>
+      </w:r>
+    </w:p>
+    <w:p>
+      <w:pPr>
+        <w:pStyle w:val="ListParagraph"/>
+        <w:ind w:left="0"/>
+        <w:rPr>
+          <w:lang w:val="fr-CH"/>
+        </w:rPr>
+      </w:pPr>
+    </w:p>
+    <w:p>
+      <w:pPr>
+        <w:pStyle w:val="ListParagraph"/>
+        <w:ind w:left="0"/>
+        <w:rPr>
+          <w:lang w:val="fr-CH"/>
+        </w:rPr>
+      </w:pPr>
+      <w:r>
+        <w:rPr>
+          <w:lang w:val="fr-CH"/>
+        </w:rPr>
+        <w:t xml:space="preserve">Le but de ce travail comparatif sera d’évaluer, de comparer et de définir, dans la mesure du possible, une règle permettant de différencier les jeux casuels des jeux </w:t>
+      </w:r>
+      <w:proofErr w:type="spellStart"/>
+      <w:r>
+        <w:rPr>
+          <w:lang w:val="fr-CH"/>
+        </w:rPr>
+        <w:t>hypercasuel</w:t>
+      </w:r>
+      <w:proofErr w:type="spellEnd"/>
+      <w:r>
+        <w:rPr>
+          <w:lang w:val="fr-CH"/>
+        </w:rPr>
+        <w:t xml:space="preserve">. Les jeux que nous utiliserons comme référence sont </w:t>
+      </w:r>
+      <w:proofErr w:type="spellStart"/>
+      <w:r>
+        <w:rPr>
+          <w:lang w:val="fr-CH"/>
+        </w:rPr>
+        <w:t>FlappyBird</w:t>
+      </w:r>
+      <w:proofErr w:type="spellEnd"/>
+      <w:r>
+        <w:rPr>
+          <w:lang w:val="fr-CH"/>
+        </w:rPr>
+        <w:t xml:space="preserve">, développé par le développeur indépendant Vietnamien </w:t>
+      </w:r>
+      <w:proofErr w:type="spellStart"/>
+      <w:r>
+        <w:rPr>
+          <w:lang w:val="fr-CH"/>
+        </w:rPr>
+        <w:t>Nguyễn</w:t>
+      </w:r>
+      <w:proofErr w:type="spellEnd"/>
+      <w:r>
+        <w:rPr>
+          <w:lang w:val="fr-CH"/>
+        </w:rPr>
+        <w:t xml:space="preserve"> </w:t>
+      </w:r>
+      <w:proofErr w:type="spellStart"/>
+      <w:r>
+        <w:rPr>
+          <w:lang w:val="fr-CH"/>
+        </w:rPr>
+        <w:t>Hà</w:t>
+      </w:r>
+      <w:proofErr w:type="spellEnd"/>
+      <w:r>
+        <w:rPr>
+          <w:lang w:val="fr-CH"/>
+        </w:rPr>
+        <w:t xml:space="preserve"> </w:t>
+      </w:r>
+      <w:proofErr w:type="spellStart"/>
+      <w:r>
+        <w:rPr>
+          <w:lang w:val="fr-CH"/>
+        </w:rPr>
+        <w:t>Đông</w:t>
+      </w:r>
+      <w:proofErr w:type="spellEnd"/>
+      <w:r>
+        <w:rPr>
+          <w:lang w:val="fr-CH"/>
+        </w:rPr>
+        <w:t xml:space="preserve"> et </w:t>
+      </w:r>
+      <w:proofErr w:type="spellStart"/>
+      <w:r>
+        <w:rPr>
+          <w:lang w:val="fr-CH"/>
+        </w:rPr>
+        <w:t>BrawlStars</w:t>
+      </w:r>
+      <w:proofErr w:type="spellEnd"/>
+      <w:r>
+        <w:rPr>
+          <w:lang w:val="fr-CH"/>
+        </w:rPr>
+        <w:t xml:space="preserve"> développé par le studio finlandais </w:t>
+      </w:r>
+      <w:proofErr w:type="spellStart"/>
+      <w:r>
+        <w:rPr>
+          <w:lang w:val="fr-CH"/>
+        </w:rPr>
+        <w:t>SuperCell</w:t>
+      </w:r>
+      <w:proofErr w:type="spellEnd"/>
+      <w:r>
+        <w:rPr>
+          <w:lang w:val="fr-CH"/>
+        </w:rPr>
+        <w:t>.</w:t>
+      </w:r>
+    </w:p>
+    <w:p>
+      <w:pPr>
+        <w:pStyle w:val="ListParagraph"/>
+        <w:ind w:left="0"/>
+        <w:rPr>
+          <w:lang w:val="fr-CH"/>
+        </w:rPr>
+      </w:pPr>
+    </w:p>
+    <w:bookmarkEnd w:id="0"/>
+    <w:p>
+      <w:pPr>
+        <w:pStyle w:val="ListParagraph"/>
+        <w:ind w:left="0"/>
+        <w:rPr>
+          <w:lang w:val="fr-CH"/>
+        </w:rPr>
+      </w:pPr>
+    </w:p>
+    <w:p>
+      <w:pPr>
+        <w:pStyle w:val="ListParagraph"/>
+        <w:numPr>
+          <w:ilvl w:val="0"/>
+          <w:numId w:val="1"/>
+        </w:numPr>
+        <w:ind w:left="0" w:firstLine="0"/>
+        <w:rPr>
+          <w:b/>
+          <w:bCs/>
+          <w:lang w:val="fr-CH"/>
+        </w:rPr>
+      </w:pPr>
+      <w:r>
+        <w:rPr>
+          <w:b/>
+          <w:bCs/>
+          <w:lang w:val="fr-CH"/>
+        </w:rPr>
+        <w:t>Identification des théories initiales :</w:t>
+      </w:r>
       <w:bookmarkStart w:id="1" w:name="_Hlk93833169"/>
-      <w:r>
-        <w:rPr>
-          <w:lang w:val="fr-CH"/>
-        </w:rPr>
-        <w:t>Les termes les moins répandu ayant été explicité, nous pouvons à présent nous attaquer à la problématique elle-même. Pour se faire nous allons devoir étudier quelles sont les théories initiales permettant une différenciation de genre. Inclure celle qui sont dans le cadre du sujet et exclure celle qui ne nous servent pas directement ou sortent du cadre de cette étude. En se référant aux diverses recherches effectuées, plusieurs points sont mis en avant afin d’évaluer les différents genres de jeux.</w:t>
+    </w:p>
+    <w:p>
+      <w:pPr>
+        <w:pStyle w:val="ListParagraph"/>
+        <w:ind w:left="0"/>
+        <w:rPr>
+          <w:b/>
+          <w:bCs/>
+          <w:lang w:val="fr-CH"/>
+        </w:rPr>
+      </w:pPr>
+      <w:r>
+        <w:rPr>
+          <w:lang w:val="fr-CH"/>
+        </w:rPr>
+        <w:t>L</w:t>
+      </w:r>
+      <w:r>
+        <w:rPr>
+          <w:lang w:val="fr-CH"/>
+        </w:rPr>
+        <w:t>e</w:t>
+      </w:r>
+      <w:r>
+        <w:rPr>
+          <w:lang w:val="fr-CH"/>
+        </w:rPr>
+        <w:t>s termes les moins répandu ayant été explicité, nous pouvons à présent nous attaquer à la problématique elle-même. Pour se faire nous allons devoir étudier quelles sont les théories initiales permettant une différenciation de genre. Inclure celle qui sont dans le cadre du sujet et exclure celle qui ne nous servent pas directement ou sortent du cadre de cette étude. En se référant aux diverses recherches effectuées, plusieurs points sont mis en avant afin d’évaluer les différents genres de jeux.</w:t>
       </w:r>
     </w:p>
     <w:p>
@@ -485,119 +512,361 @@
         <w:rPr>
           <w:lang w:val="fr-CH"/>
         </w:rPr>
+        <w:t xml:space="preserve">Pour le bien de l’étude nous allons exclure quelques points de comparaison comme le système de monétisation ou le prix d’achat. Premièrement car la diversité des choix appliqués dans ces domaines ne permet pas d’établir une règle absolue pour ce qui est de la différentiation des genres. Comme on pourrait s’y attendre, il y a toujours de multiples façons de commercialiser un jeu. Dans un second temps, mais avant tout pour ne </w:t>
+      </w:r>
+      <w:proofErr w:type="spellStart"/>
+      <w:r>
+        <w:rPr>
+          <w:lang w:val="fr-CH"/>
+        </w:rPr>
+        <w:t>par</w:t>
+      </w:r>
+      <w:proofErr w:type="spellEnd"/>
+      <w:r>
+        <w:rPr>
+          <w:lang w:val="fr-CH"/>
+        </w:rPr>
+        <w:t xml:space="preserve"> nous écarter du sujet, expliciter en quoi ceux-ci diffèrent dans l’établissement du genre prendrais probablement trop de place et transformerais cette étude comparative de </w:t>
+      </w:r>
+      <w:proofErr w:type="spellStart"/>
+      <w:r>
+        <w:rPr>
+          <w:lang w:val="fr-CH"/>
+        </w:rPr>
+        <w:t>game</w:t>
+      </w:r>
+      <w:proofErr w:type="spellEnd"/>
+      <w:r>
+        <w:rPr>
+          <w:lang w:val="fr-CH"/>
+        </w:rPr>
+        <w:t xml:space="preserve"> design en une étude commerciale des méthodes de financement pour les producteurs de jeux mobile. Bien que le prix d’achat et le système de monétisation soit lié au </w:t>
+      </w:r>
+      <w:proofErr w:type="spellStart"/>
+      <w:r>
+        <w:rPr>
+          <w:lang w:val="fr-CH"/>
+        </w:rPr>
+        <w:t>game</w:t>
+      </w:r>
+      <w:proofErr w:type="spellEnd"/>
+      <w:r>
+        <w:rPr>
+          <w:lang w:val="fr-CH"/>
+        </w:rPr>
+        <w:t xml:space="preserve"> design, exclure l’aspect commercial nous permettra de nous concentrer sur une approche purement technique du sujet.</w:t>
+      </w:r>
+      <w:bookmarkEnd w:id="1"/>
+    </w:p>
+    <w:p>
+      <w:pPr>
+        <w:rPr>
+          <w:lang w:val="fr-FR"/>
+        </w:rPr>
+      </w:pPr>
+      <w:r>
+        <w:rPr>
+          <w:lang w:val="fr-CH"/>
+        </w:rPr>
+        <w:t xml:space="preserve">Il y a évidemment d’autres aspects techniques, inhérents au </w:t>
+      </w:r>
+      <w:proofErr w:type="spellStart"/>
+      <w:r>
+        <w:rPr>
+          <w:lang w:val="fr-CH"/>
+        </w:rPr>
+        <w:t>game</w:t>
+      </w:r>
+      <w:proofErr w:type="spellEnd"/>
+      <w:r>
+        <w:rPr>
+          <w:lang w:val="fr-CH"/>
+        </w:rPr>
+        <w:t xml:space="preserve"> design, que nous allons devoir omettre. La présence d’une interface utilisateurs évoluée, la qualité de la musique et du son ou encore la qualité des graphismes sont des points importants à prendre en compte lors de la création d’un jeu. Nous allons cependant devoir les écarter car ils ne permettent pas d’établir une différentiation assez marquante entre les deux genres.</w:t>
+      </w:r>
+    </w:p>
+    <w:p>
+      <w:pPr>
+        <w:rPr>
+          <w:b/>
+          <w:bCs/>
+          <w:lang w:val="fr-CH"/>
+        </w:rPr>
+      </w:pPr>
+      <w:r>
+        <w:rPr>
+          <w:b/>
+          <w:bCs/>
+          <w:lang w:val="fr-CH"/>
+        </w:rPr>
+        <w:t xml:space="preserve">Définition de la méthodologie : </w:t>
+      </w:r>
+    </w:p>
+    <w:p>
+      <w:pPr>
+        <w:rPr>
+          <w:lang w:val="fr-CH"/>
+        </w:rPr>
+      </w:pPr>
+      <w:bookmarkStart w:id="2" w:name="_Hlk93833177"/>
+      <w:r>
+        <w:rPr>
+          <w:lang w:val="fr-CH"/>
+        </w:rPr>
+        <w:t xml:space="preserve">Pour l’aspect méthodologique, après avoir cherché sur diverses plateformes, nous ne pourrons exclure aucun type de document appuyant ou contredisant cette étude par manque de quantité de documents traitant du sujet. Le monde des jeux vidéo mobile « Casuel / </w:t>
+      </w:r>
+      <w:proofErr w:type="spellStart"/>
+      <w:r>
+        <w:rPr>
+          <w:lang w:val="fr-CH"/>
+        </w:rPr>
+        <w:t>HyperCasuel</w:t>
+      </w:r>
+      <w:proofErr w:type="spellEnd"/>
+      <w:r>
+        <w:rPr>
+          <w:lang w:val="fr-CH"/>
+        </w:rPr>
+        <w:t> » étant assez récent et en constante évolution, il nous sera difficile d’avoir suffisamment d’élément à comparer pour « faire les fines bouches ».</w:t>
+      </w:r>
+    </w:p>
+    <w:p>
+      <w:pPr>
+        <w:rPr>
+          <w:lang w:val="fr-CH"/>
+        </w:rPr>
+      </w:pPr>
+      <w:r>
+        <w:rPr>
+          <w:lang w:val="fr-CH"/>
+        </w:rPr>
+        <w:t>Afin de garder la même structure pour tous les éléments, nous allons analyser les documents, statuer sur l’utilité de ceux-ci, faire un parallèle avec les jeux susmentionnés (</w:t>
+      </w:r>
+      <w:proofErr w:type="spellStart"/>
+      <w:r>
+        <w:rPr>
+          <w:lang w:val="fr-CH"/>
+        </w:rPr>
+        <w:t>FlappyBird</w:t>
+      </w:r>
+      <w:proofErr w:type="spellEnd"/>
+      <w:r>
+        <w:rPr>
+          <w:lang w:val="fr-CH"/>
+        </w:rPr>
+        <w:t xml:space="preserve"> et </w:t>
+      </w:r>
+      <w:proofErr w:type="spellStart"/>
+      <w:r>
+        <w:rPr>
+          <w:lang w:val="fr-CH"/>
+        </w:rPr>
+        <w:t>BrawlStars</w:t>
+      </w:r>
+      <w:proofErr w:type="spellEnd"/>
+      <w:r>
+        <w:rPr>
+          <w:lang w:val="fr-CH"/>
+        </w:rPr>
+        <w:t>) puis synthétiser les informations recueillies en de bref résumé.</w:t>
+      </w:r>
+    </w:p>
+    <w:p>
+      <w:pPr>
+        <w:rPr>
+          <w:lang w:val="fr-CH"/>
+        </w:rPr>
+      </w:pPr>
+      <w:r>
+        <w:rPr>
+          <w:lang w:val="fr-CH"/>
+        </w:rPr>
+        <w:t>Pour finir, nous allons comparer ces informations. Lors de cette étape, une recherche de points commun et de différences sera faite afin d’essayer de catégoriser au mieux ce qui différencie les jeux « Hyper casuel » des jeux « Casuel » et cela malgré la différence de support (thèse, blog, vlog, vidéo, etc…).</w:t>
+      </w:r>
+    </w:p>
+    <w:bookmarkEnd w:id="2"/>
+    <w:p>
+      <w:pPr>
+        <w:rPr>
+          <w:lang w:val="fr-CH"/>
+        </w:rPr>
+      </w:pPr>
+    </w:p>
+    <w:p>
+      <w:pPr>
+        <w:pStyle w:val="ListParagraph"/>
+        <w:numPr>
+          <w:ilvl w:val="0"/>
+          <w:numId w:val="1"/>
+        </w:numPr>
+        <w:ind w:left="0" w:firstLine="0"/>
+        <w:rPr>
+          <w:b/>
+          <w:bCs/>
+          <w:lang w:val="fr-CH"/>
+        </w:rPr>
+      </w:pPr>
+      <w:r>
+        <w:rPr>
+          <w:b/>
+          <w:bCs/>
+          <w:lang w:val="fr-CH"/>
+        </w:rPr>
+        <w:t>Application de la méthodologie.</w:t>
+      </w:r>
+    </w:p>
+    <w:p>
+      <w:pPr>
+        <w:pStyle w:val="ListParagraph"/>
+        <w:ind w:left="0"/>
+        <w:rPr>
+          <w:b/>
+          <w:bCs/>
+          <w:lang w:val="fr-CH"/>
+        </w:rPr>
+      </w:pPr>
+    </w:p>
+    <w:p>
+      <w:pPr>
+        <w:rPr>
+          <w:lang w:val="fr-CH"/>
+        </w:rPr>
+      </w:pPr>
+      <w:bookmarkStart w:id="3" w:name="_Hlk93833186"/>
+      <w:r>
+        <w:rPr>
+          <w:lang w:val="fr-CH"/>
+        </w:rPr>
+        <w:t xml:space="preserve">Selon </w:t>
+      </w:r>
+      <w:r>
+        <w:rPr>
+          <w:lang w:val="fr-CH"/>
+        </w:rPr>
+        <w:t xml:space="preserve">la thèse de </w:t>
+      </w:r>
+      <w:r>
+        <w:rPr>
+          <w:lang w:val="fr-CH"/>
+        </w:rPr>
+        <w:t xml:space="preserve">Frans </w:t>
+      </w:r>
+      <w:proofErr w:type="spellStart"/>
+      <w:r>
+        <w:rPr>
+          <w:lang w:val="fr-CH"/>
+        </w:rPr>
+        <w:t>Märyä</w:t>
+      </w:r>
+      <w:bookmarkStart w:id="4" w:name="_Hlk93833205"/>
+      <w:bookmarkEnd w:id="3"/>
+      <w:proofErr w:type="spellEnd"/>
+      <w:r>
+        <w:rPr>
+          <w:lang w:val="fr-CH"/>
+        </w:rPr>
+        <w:t xml:space="preserve"> </w:t>
+      </w:r>
+      <w:r>
+        <w:rPr>
+          <w:lang w:val="fr-CH"/>
+        </w:rPr>
+        <w:t>le peu de complexité et le gameplay ne</w:t>
+      </w:r>
+      <w:r>
+        <w:rPr>
+          <w:lang w:val="fr-CH"/>
+        </w:rPr>
+        <w:t xml:space="preserve"> requérant que peu d’effort caractérisent les jeux mobiles casuels. </w:t>
+      </w:r>
+    </w:p>
+    <w:p>
+      <w:pPr>
+        <w:rPr>
+          <w:lang w:val="fr-CH"/>
+        </w:rPr>
+      </w:pPr>
+      <w:r>
+        <w:rPr>
+          <w:lang w:val="fr-CH"/>
+        </w:rPr>
+        <w:t>Il est difficile de savoir si dans sa thèse, publiée en 2015, le terme casuel comprend le genre hyper-casuel car ce terme est assez récent. Le premier jeux considéré comme hyper-casuel, selon Google, est « </w:t>
+      </w:r>
+      <w:proofErr w:type="spellStart"/>
+      <w:r>
+        <w:rPr>
+          <w:lang w:val="fr-CH"/>
+        </w:rPr>
+        <w:t>Flappy</w:t>
+      </w:r>
+      <w:proofErr w:type="spellEnd"/>
+      <w:r>
+        <w:rPr>
+          <w:lang w:val="fr-CH"/>
+        </w:rPr>
+        <w:t xml:space="preserve"> Bird » datant de 2013. Or il a certainement fallu un temps d’adaptation avant que le terme soit communément utilisé pour décrire un genre à part entière. De nos jours la distinction est </w:t>
+      </w:r>
+      <w:r>
+        <w:rPr>
+          <w:lang w:val="fr-CH"/>
+        </w:rPr>
         <w:lastRenderedPageBreak/>
-        <w:t xml:space="preserve">Pour le bien de l’étude nous allons exclure quelques points de comparaison comme le système de monétisation ou le prix d’achat. Premièrement car la diversité des choix appliqués dans ces domaines ne permet pas d’établir une règle absolue pour ce qui est de la différentiation des genres. Comme on pourrait s’y attendre, il y a toujours de multiples façons de commercialiser un jeu. Dans un second temps, mais avant tout pour ne </w:t>
-      </w:r>
-      <w:proofErr w:type="spellStart"/>
-      <w:r>
-        <w:rPr>
-          <w:lang w:val="fr-CH"/>
-        </w:rPr>
-        <w:t>par</w:t>
-      </w:r>
-      <w:proofErr w:type="spellEnd"/>
-      <w:r>
-        <w:rPr>
-          <w:lang w:val="fr-CH"/>
-        </w:rPr>
-        <w:t xml:space="preserve"> nous écarter du sujet, expliciter en quoi ceux-ci diffèrent dans l’établissement du genre prendrais probablement trop de place et transformerais cette étude comparative de </w:t>
-      </w:r>
-      <w:proofErr w:type="spellStart"/>
-      <w:r>
-        <w:rPr>
-          <w:lang w:val="fr-CH"/>
-        </w:rPr>
-        <w:t>game</w:t>
-      </w:r>
-      <w:proofErr w:type="spellEnd"/>
-      <w:r>
-        <w:rPr>
-          <w:lang w:val="fr-CH"/>
-        </w:rPr>
-        <w:t xml:space="preserve"> design en une étude commerciale des méthodes de financement pour les producteurs de jeux mobile. Bien que le prix d’achat et le système de monétisation soit lié au </w:t>
-      </w:r>
-      <w:proofErr w:type="spellStart"/>
-      <w:r>
-        <w:rPr>
-          <w:lang w:val="fr-CH"/>
-        </w:rPr>
-        <w:t>game</w:t>
-      </w:r>
-      <w:proofErr w:type="spellEnd"/>
-      <w:r>
-        <w:rPr>
-          <w:lang w:val="fr-CH"/>
-        </w:rPr>
-        <w:t xml:space="preserve"> design, exclure l’aspect commercial nous permettra de nous concentrer sur une approche purement technique du sujet.</w:t>
-      </w:r>
-      <w:bookmarkEnd w:id="1"/>
-    </w:p>
-    <w:p>
-      <w:pPr>
-        <w:rPr>
-          <w:lang w:val="fr-FR"/>
-        </w:rPr>
-      </w:pPr>
-      <w:r>
-        <w:rPr>
-          <w:lang w:val="fr-CH"/>
-        </w:rPr>
-        <w:t xml:space="preserve">Il y a évidemment d’autres aspects techniques, inhérents au </w:t>
-      </w:r>
-      <w:proofErr w:type="spellStart"/>
-      <w:r>
-        <w:rPr>
-          <w:lang w:val="fr-CH"/>
-        </w:rPr>
-        <w:t>game</w:t>
-      </w:r>
-      <w:proofErr w:type="spellEnd"/>
-      <w:r>
-        <w:rPr>
-          <w:lang w:val="fr-CH"/>
-        </w:rPr>
-        <w:t xml:space="preserve"> design, que nous allons devoir omettre. La présence d’une interface utilisateurs évoluée, la qualité de la musique et du son ou encore la qualité des graphismes sont des points importants à prendre en compte lors de la création d’un jeu. Nous allons cependant devoir les écarter car ils ne permettent pas d’établir une différentiation assez marquante entre les deux genres.</w:t>
-      </w:r>
-    </w:p>
-    <w:p>
-      <w:pPr>
-        <w:rPr>
-          <w:lang w:val="fr-CH"/>
-        </w:rPr>
-      </w:pPr>
-      <w:bookmarkStart w:id="2" w:name="_Hlk93833177"/>
-      <w:r>
-        <w:rPr>
-          <w:lang w:val="fr-CH"/>
-        </w:rPr>
-        <w:t xml:space="preserve">Pour l’aspect méthodologique, après avoir cherché sur diverses plateformes, nous ne pourrons exclure aucun type de document appuyant ou contredisant cette étude par manque de quantité de documents traitant du sujet. Le monde des jeux vidéo mobile « Casuel / </w:t>
-      </w:r>
-      <w:proofErr w:type="spellStart"/>
-      <w:r>
-        <w:rPr>
-          <w:lang w:val="fr-CH"/>
-        </w:rPr>
-        <w:t>HyperCasuel</w:t>
-      </w:r>
-      <w:proofErr w:type="spellEnd"/>
-      <w:r>
-        <w:rPr>
-          <w:lang w:val="fr-CH"/>
-        </w:rPr>
-        <w:t> » étant assez récent et en constante évolution, il nous sera difficile d’avoir suffisamment d’élément à comparer pour « faire les fines bouches ».</w:t>
-      </w:r>
-    </w:p>
-    <w:p>
-      <w:pPr>
-        <w:rPr>
-          <w:lang w:val="fr-CH"/>
-        </w:rPr>
-      </w:pPr>
-      <w:r>
-        <w:rPr>
-          <w:lang w:val="fr-CH"/>
-        </w:rPr>
-        <w:t>Afin de garder la même structure pour tous les éléments, nous allons analyser les documents, statuer sur l’utilité de ceux-ci, faire un parallèle avec les jeux susmentionnés (</w:t>
+        <w:t xml:space="preserve">encore floue, comme expliqué dans la convention de 2020 « Mobile </w:t>
+      </w:r>
+      <w:proofErr w:type="spellStart"/>
+      <w:r>
+        <w:rPr>
+          <w:lang w:val="fr-CH"/>
+        </w:rPr>
+        <w:t>Growth</w:t>
+      </w:r>
+      <w:proofErr w:type="spellEnd"/>
+      <w:r>
+        <w:rPr>
+          <w:lang w:val="fr-CH"/>
+        </w:rPr>
+        <w:t xml:space="preserve"> </w:t>
+      </w:r>
+      <w:proofErr w:type="spellStart"/>
+      <w:r>
+        <w:rPr>
+          <w:lang w:val="fr-CH"/>
+        </w:rPr>
+        <w:t>Summit</w:t>
+      </w:r>
+      <w:proofErr w:type="spellEnd"/>
+      <w:r>
+        <w:rPr>
+          <w:lang w:val="fr-CH"/>
+        </w:rPr>
+        <w:t xml:space="preserve"> » par CK Wang, CEO de </w:t>
+      </w:r>
+      <w:proofErr w:type="spellStart"/>
+      <w:r>
+        <w:rPr>
+          <w:lang w:val="fr-CH"/>
+        </w:rPr>
+        <w:t>Kooapps</w:t>
+      </w:r>
+      <w:proofErr w:type="spellEnd"/>
+      <w:r>
+        <w:rPr>
+          <w:lang w:val="fr-CH"/>
+        </w:rPr>
+        <w:t xml:space="preserve">. </w:t>
+      </w:r>
+    </w:p>
+    <w:p>
+      <w:pPr>
+        <w:rPr>
+          <w:lang w:val="fr-CH"/>
+        </w:rPr>
+      </w:pPr>
+      <w:r>
+        <w:rPr>
+          <w:lang w:val="fr-CH"/>
+        </w:rPr>
+        <w:t xml:space="preserve">Dans le cas de </w:t>
       </w:r>
       <w:proofErr w:type="spellStart"/>
       <w:r>
@@ -611,7 +880,7 @@
         <w:rPr>
           <w:lang w:val="fr-CH"/>
         </w:rPr>
-        <w:t xml:space="preserve"> et </w:t>
+        <w:t xml:space="preserve">, le jeu est exécuté directement et ne requière qu’une seule action de l’utilisateur. </w:t>
       </w:r>
       <w:proofErr w:type="spellStart"/>
       <w:r>
@@ -625,47 +894,35 @@
         <w:rPr>
           <w:lang w:val="fr-CH"/>
         </w:rPr>
-        <w:t>) puis synthétiser les informations recueillies en de bref résumé.</w:t>
-      </w:r>
-    </w:p>
-    <w:p>
-      <w:pPr>
-        <w:rPr>
-          <w:lang w:val="fr-CH"/>
-        </w:rPr>
-      </w:pPr>
-      <w:r>
-        <w:rPr>
-          <w:lang w:val="fr-CH"/>
-        </w:rPr>
-        <w:t>Pour finir, nous allons comparer ces informations. Lors de cette étape, une recherche de points commun et de différences sera faite afin d’essayer de catégoriser au mieux ce qui différencie les jeux « Hyper casuel » des jeux « Casuel » et cela malgré la différence de support (thèse, blog, vlog, vidéo, etc…).</w:t>
-      </w:r>
-    </w:p>
-    <w:p>
-      <w:pPr>
-        <w:rPr>
-          <w:lang w:val="fr-CH"/>
-        </w:rPr>
-      </w:pPr>
-      <w:bookmarkStart w:id="3" w:name="_Hlk93833186"/>
-      <w:bookmarkEnd w:id="2"/>
-      <w:r>
-        <w:rPr>
-          <w:lang w:val="fr-CH"/>
-        </w:rPr>
-        <w:t xml:space="preserve">Selon </w:t>
-      </w:r>
-      <w:r>
-        <w:rPr>
-          <w:lang w:val="fr-CH"/>
-        </w:rPr>
-        <w:t xml:space="preserve">la thèse de </w:t>
-      </w:r>
-      <w:r>
-        <w:rPr>
-          <w:lang w:val="fr-CH"/>
-        </w:rPr>
-        <w:t xml:space="preserve">Frans </w:t>
+        <w:t>, pour sa part, demande une certaine maitrise et compte 4 actions. Dans les deux cas, si on les compare à un « MMORPG » (</w:t>
+      </w:r>
+      <w:proofErr w:type="spellStart"/>
+      <w:r>
+        <w:rPr>
+          <w:lang w:val="fr-CH"/>
+        </w:rPr>
+        <w:t>Massively</w:t>
+      </w:r>
+      <w:proofErr w:type="spellEnd"/>
+      <w:r>
+        <w:rPr>
+          <w:lang w:val="fr-CH"/>
+        </w:rPr>
+        <w:t xml:space="preserve"> Multiplayer </w:t>
+      </w:r>
+      <w:proofErr w:type="spellStart"/>
+      <w:r>
+        <w:rPr>
+          <w:lang w:val="fr-CH"/>
+        </w:rPr>
+        <w:t>Onlie</w:t>
+      </w:r>
+      <w:proofErr w:type="spellEnd"/>
+      <w:r>
+        <w:rPr>
+          <w:lang w:val="fr-CH"/>
+        </w:rPr>
+        <w:t xml:space="preserve"> Rôle Play Game, Jeux de rôle online massivement multijoueur) tel que « WOW » (World of Warcraft), qui nécessite d’innombrable heures et une réelle implication ne serait-ce que pour comprendre l’envergure de l’expérience proposée, nous pouvons effectivement confirmer l’avis de Frans </w:t>
       </w:r>
       <w:proofErr w:type="spellStart"/>
       <w:r>
@@ -674,7 +931,59 @@
         </w:rPr>
         <w:t>Märyä</w:t>
       </w:r>
-      <w:bookmarkEnd w:id="3"/>
+      <w:proofErr w:type="spellEnd"/>
+      <w:r>
+        <w:rPr>
+          <w:lang w:val="fr-CH"/>
+        </w:rPr>
+        <w:t>.</w:t>
+      </w:r>
+    </w:p>
+    <w:p>
+      <w:pPr>
+        <w:rPr>
+          <w:lang w:val="fr-CH"/>
+        </w:rPr>
+      </w:pPr>
+      <w:r>
+        <w:rPr>
+          <w:lang w:val="fr-CH"/>
+        </w:rPr>
+        <w:t xml:space="preserve">Ce que nous pouvons donc garder de cette explication est que dans un cas comme dans l’autre, pour les deux genres, les jeux sont simples, peu complexes et ne requièrent que peu d’investissement pour être joués. Cet avis ne nous permet cependant pas d’établir une </w:t>
+      </w:r>
+      <w:r>
+        <w:rPr>
+          <w:lang w:val="fr-CH"/>
+        </w:rPr>
+        <w:t>différenciation</w:t>
+      </w:r>
+      <w:r>
+        <w:rPr>
+          <w:lang w:val="fr-CH"/>
+        </w:rPr>
+        <w:t xml:space="preserve"> entre les deux genres.</w:t>
+      </w:r>
+    </w:p>
+    <w:p>
+      <w:pPr>
+        <w:rPr>
+          <w:lang w:val="fr-CH"/>
+        </w:rPr>
+      </w:pPr>
+    </w:p>
+    <w:p>
+      <w:pPr>
+        <w:rPr>
+          <w:lang w:val="fr-CH"/>
+        </w:rPr>
+      </w:pPr>
+      <w:proofErr w:type="spellStart"/>
+      <w:r>
+        <w:rPr>
+          <w:lang w:val="fr-CH"/>
+        </w:rPr>
+        <w:t>Mishka</w:t>
+      </w:r>
       <w:proofErr w:type="spellEnd"/>
       <w:r>
         <w:rPr>
@@ -682,242 +991,6 @@
         </w:rPr>
         <w:t xml:space="preserve"> </w:t>
       </w:r>
-      <w:bookmarkStart w:id="4" w:name="_Hlk93833205"/>
-      <w:r>
-        <w:rPr>
-          <w:lang w:val="fr-CH"/>
-        </w:rPr>
-        <w:t>le peu de complexité et le gameplay ne</w:t>
-      </w:r>
-      <w:r>
-        <w:rPr>
-          <w:lang w:val="fr-CH"/>
-        </w:rPr>
-        <w:t xml:space="preserve"> requérant que peu d’effort caractérisent les jeux mobiles casuels. </w:t>
-      </w:r>
-    </w:p>
-    <w:p>
-      <w:pPr>
-        <w:rPr>
-          <w:lang w:val="fr-CH"/>
-        </w:rPr>
-      </w:pPr>
-      <w:r>
-        <w:rPr>
-          <w:lang w:val="fr-CH"/>
-        </w:rPr>
-        <w:t xml:space="preserve">Il est difficile de savoir si dans sa thèse, publiée en 2015, le terme casuel comprend le genre hyper-casuel car ce terme est assez récent. </w:t>
-      </w:r>
-      <w:proofErr w:type="gramStart"/>
-      <w:r>
-        <w:rPr>
-          <w:lang w:val="fr-CH"/>
-        </w:rPr>
-        <w:t>Le premier jeux considéré</w:t>
-      </w:r>
-      <w:proofErr w:type="gramEnd"/>
-      <w:r>
-        <w:rPr>
-          <w:lang w:val="fr-CH"/>
-        </w:rPr>
-        <w:t xml:space="preserve"> comme hyper-casuel, selon Google, est « </w:t>
-      </w:r>
-      <w:proofErr w:type="spellStart"/>
-      <w:r>
-        <w:rPr>
-          <w:lang w:val="fr-CH"/>
-        </w:rPr>
-        <w:t>Flappy</w:t>
-      </w:r>
-      <w:proofErr w:type="spellEnd"/>
-      <w:r>
-        <w:rPr>
-          <w:lang w:val="fr-CH"/>
-        </w:rPr>
-        <w:t xml:space="preserve"> Bird » datant de 2013. Or il a certainement fallu un temps d’adaptation avant que le terme soit communément utilisé pour décrire un genre à part entière. De nos jours la distinction est encore floue, comme expliqué dans la convention de 2020 « Mobile </w:t>
-      </w:r>
-      <w:proofErr w:type="spellStart"/>
-      <w:r>
-        <w:rPr>
-          <w:lang w:val="fr-CH"/>
-        </w:rPr>
-        <w:t>Growth</w:t>
-      </w:r>
-      <w:proofErr w:type="spellEnd"/>
-      <w:r>
-        <w:rPr>
-          <w:lang w:val="fr-CH"/>
-        </w:rPr>
-        <w:t xml:space="preserve"> </w:t>
-      </w:r>
-      <w:proofErr w:type="spellStart"/>
-      <w:r>
-        <w:rPr>
-          <w:lang w:val="fr-CH"/>
-        </w:rPr>
-        <w:t>Summit</w:t>
-      </w:r>
-      <w:proofErr w:type="spellEnd"/>
-      <w:r>
-        <w:rPr>
-          <w:lang w:val="fr-CH"/>
-        </w:rPr>
-        <w:t xml:space="preserve"> » par CK Wang, CEO de </w:t>
-      </w:r>
-      <w:proofErr w:type="spellStart"/>
-      <w:r>
-        <w:rPr>
-          <w:lang w:val="fr-CH"/>
-        </w:rPr>
-        <w:t>Kooapps</w:t>
-      </w:r>
-      <w:proofErr w:type="spellEnd"/>
-      <w:r>
-        <w:rPr>
-          <w:lang w:val="fr-CH"/>
-        </w:rPr>
-        <w:t xml:space="preserve">. </w:t>
-      </w:r>
-    </w:p>
-    <w:p>
-      <w:pPr>
-        <w:rPr>
-          <w:lang w:val="fr-CH"/>
-        </w:rPr>
-      </w:pPr>
-      <w:r>
-        <w:rPr>
-          <w:lang w:val="fr-CH"/>
-        </w:rPr>
-        <w:t xml:space="preserve">Dans le cas de </w:t>
-      </w:r>
-      <w:proofErr w:type="spellStart"/>
-      <w:r>
-        <w:rPr>
-          <w:lang w:val="fr-CH"/>
-        </w:rPr>
-        <w:t>FlappyBird</w:t>
-      </w:r>
-      <w:proofErr w:type="spellEnd"/>
-      <w:r>
-        <w:rPr>
-          <w:lang w:val="fr-CH"/>
-        </w:rPr>
-        <w:t xml:space="preserve">, le jeu est exécuté directement et ne requière qu’une seule action de l’utilisateur. </w:t>
-      </w:r>
-      <w:proofErr w:type="spellStart"/>
-      <w:r>
-        <w:rPr>
-          <w:lang w:val="fr-CH"/>
-        </w:rPr>
-        <w:t>BrawlStars</w:t>
-      </w:r>
-      <w:proofErr w:type="spellEnd"/>
-      <w:r>
-        <w:rPr>
-          <w:lang w:val="fr-CH"/>
-        </w:rPr>
-        <w:t>, pour sa part, demande une certaine maitrise et compte 4 actions. Dans les deux cas, si on les compare à un « MMORPG » (</w:t>
-      </w:r>
-      <w:proofErr w:type="spellStart"/>
-      <w:r>
-        <w:rPr>
-          <w:lang w:val="fr-CH"/>
-        </w:rPr>
-        <w:t>Massively</w:t>
-      </w:r>
-      <w:proofErr w:type="spellEnd"/>
-      <w:r>
-        <w:rPr>
-          <w:lang w:val="fr-CH"/>
-        </w:rPr>
-        <w:t xml:space="preserve"> Multiplayer </w:t>
-      </w:r>
-      <w:proofErr w:type="spellStart"/>
-      <w:r>
-        <w:rPr>
-          <w:lang w:val="fr-CH"/>
-        </w:rPr>
-        <w:t>Onlie</w:t>
-      </w:r>
-      <w:proofErr w:type="spellEnd"/>
-      <w:r>
-        <w:rPr>
-          <w:lang w:val="fr-CH"/>
-        </w:rPr>
-        <w:t xml:space="preserve"> Rôle Play Game, Jeux de rôle online massivement multijoueur) tel que « WOW » (World of Warcraft), qui nécessite d’innombrable heures et une réelle implication ne serait-ce que pour comprendre l’envergure de l’expérience proposée, nous pouvons effectivement confirmer l’avis de Frans </w:t>
-      </w:r>
-      <w:proofErr w:type="spellStart"/>
-      <w:r>
-        <w:rPr>
-          <w:lang w:val="fr-CH"/>
-        </w:rPr>
-        <w:t>Märyä</w:t>
-      </w:r>
-      <w:proofErr w:type="spellEnd"/>
-      <w:r>
-        <w:rPr>
-          <w:lang w:val="fr-CH"/>
-        </w:rPr>
-        <w:t>.</w:t>
-      </w:r>
-    </w:p>
-    <w:p>
-      <w:pPr>
-        <w:rPr>
-          <w:lang w:val="fr-CH"/>
-        </w:rPr>
-      </w:pPr>
-      <w:r>
-        <w:rPr>
-          <w:lang w:val="fr-CH"/>
-        </w:rPr>
-        <w:t xml:space="preserve">Ce que nous pouvons donc garder de cette explication est que dans un cas comme dans l’autre, pour les deux genres, les jeux sont simples, peu complexes et ne requièrent que peu d’investissement </w:t>
-      </w:r>
-      <w:r>
-        <w:rPr>
-          <w:lang w:val="fr-CH"/>
-        </w:rPr>
-        <w:lastRenderedPageBreak/>
-        <w:t xml:space="preserve">pour être joués. Cet avis ne nous permet cependant pas d’établir une </w:t>
-      </w:r>
-      <w:proofErr w:type="spellStart"/>
-      <w:r>
-        <w:rPr>
-          <w:lang w:val="fr-CH"/>
-        </w:rPr>
-        <w:t>différentiation</w:t>
-      </w:r>
-      <w:proofErr w:type="spellEnd"/>
-      <w:r>
-        <w:rPr>
-          <w:lang w:val="fr-CH"/>
-        </w:rPr>
-        <w:t xml:space="preserve"> entre les deux genres.</w:t>
-      </w:r>
-    </w:p>
-    <w:p>
-      <w:pPr>
-        <w:rPr>
-          <w:lang w:val="fr-CH"/>
-        </w:rPr>
-      </w:pPr>
-    </w:p>
-    <w:p>
-      <w:proofErr w:type="spellStart"/>
-      <w:r>
-        <w:rPr>
-          <w:lang w:val="fr-CH"/>
-        </w:rPr>
-        <w:t>Mishka</w:t>
-      </w:r>
-      <w:proofErr w:type="spellEnd"/>
-      <w:r>
-        <w:rPr>
-          <w:lang w:val="fr-CH"/>
-        </w:rPr>
-        <w:t xml:space="preserve"> </w:t>
-      </w:r>
       <w:proofErr w:type="spellStart"/>
       <w:r>
         <w:rPr>
@@ -992,8 +1065,9 @@
         <w:rPr>
           <w:lang w:val="fr-CH"/>
         </w:rPr>
-        <w:t xml:space="preserve"> en 2018, nous dis </w:t>
-      </w:r>
+        <w:t xml:space="preserve"> en 2018, nous dis : </w:t>
+      </w:r>
+      <w:bookmarkStart w:id="5" w:name="_Hlk93833217"/>
       <w:bookmarkEnd w:id="4"/>
     </w:p>
     <w:p>
@@ -1002,79 +1076,30 @@
           <w:lang w:val="fr-CH"/>
         </w:rPr>
       </w:pPr>
-      <w:bookmarkStart w:id="5" w:name="_Hlk93833217"/>
-      <w:proofErr w:type="gramStart"/>
-      <w:r>
-        <w:rPr>
-          <w:lang w:val="fr-CH"/>
-        </w:rPr>
-        <w:t>Un jeux casuel</w:t>
-      </w:r>
-      <w:proofErr w:type="gramEnd"/>
-      <w:r>
-        <w:rPr>
-          <w:lang w:val="fr-CH"/>
-        </w:rPr>
-        <w:t xml:space="preserve"> implémente d</w:t>
-      </w:r>
-      <w:r>
-        <w:rPr>
-          <w:lang w:val="fr-CH"/>
-        </w:rPr>
-        <w:t>es caractéristique plus profondes, plus engageantes mais au</w:t>
-      </w:r>
-      <w:r>
-        <w:rPr>
-          <w:lang w:val="fr-CH"/>
-        </w:rPr>
-        <w:t>s</w:t>
-      </w:r>
-      <w:r>
-        <w:rPr>
-          <w:lang w:val="fr-CH"/>
-        </w:rPr>
-        <w:t xml:space="preserve">si plus compliquées. Cela, à force, offre une possibilité pour les jeux hyper-casuel de dominer le marché – ce sont </w:t>
-      </w:r>
-      <w:proofErr w:type="gramStart"/>
-      <w:r>
-        <w:rPr>
-          <w:lang w:val="fr-CH"/>
-        </w:rPr>
-        <w:t>des jeux facile</w:t>
-      </w:r>
-      <w:proofErr w:type="gramEnd"/>
-      <w:r>
-        <w:rPr>
-          <w:lang w:val="fr-CH"/>
-        </w:rPr>
-        <w:t xml:space="preserve"> à commencer et fun à jouer.</w:t>
-      </w:r>
-    </w:p>
-    <w:p>
-      <w:pPr>
-        <w:rPr>
-          <w:lang w:val="fr-CH"/>
-        </w:rPr>
-      </w:pPr>
-      <w:r>
-        <w:rPr>
-          <w:lang w:val="fr-CH"/>
-        </w:rPr>
-        <w:t xml:space="preserve">Ici, nous pourrons noter une démarcation entre les deux genres du fait de leurs caractéristiques, leurs complexité et l’engagement pris par l’utilisateur sur ceux-ci. </w:t>
-      </w:r>
-      <w:proofErr w:type="gramStart"/>
-      <w:r>
-        <w:rPr>
-          <w:lang w:val="fr-CH"/>
-        </w:rPr>
-        <w:t>Les termes utilisées</w:t>
-      </w:r>
-      <w:proofErr w:type="gramEnd"/>
-      <w:r>
-        <w:rPr>
-          <w:lang w:val="fr-CH"/>
-        </w:rPr>
-        <w:t>, sans avoir été creuser concrètement dans les jeux en eux-mêmes peuvent paraîtres mystiques. Cependant, cette démarcation nous permet une réelle avancée quant à la différentiation de genres.</w:t>
+      <w:r>
+        <w:rPr>
+          <w:lang w:val="fr-CH"/>
+        </w:rPr>
+        <w:t>Un jeux casuel implémente d</w:t>
+      </w:r>
+      <w:r>
+        <w:rPr>
+          <w:lang w:val="fr-CH"/>
+        </w:rPr>
+        <w:t>es caractéristique plus profondes, plus engageantes mais aussi plus compliquées. Cela, à force, offre une possibilité pour les jeux hyper-casuel de dominer le marché – ce sont des jeux facile à commencer et fun à jouer.</w:t>
+      </w:r>
+    </w:p>
+    <w:p>
+      <w:pPr>
+        <w:rPr>
+          <w:lang w:val="fr-CH"/>
+        </w:rPr>
+      </w:pPr>
+      <w:r>
+        <w:rPr>
+          <w:lang w:val="fr-CH"/>
+        </w:rPr>
+        <w:t>Ici, nous pourrons noter une démarcation entre les deux genres du fait de leurs caractéristiques, leurs complexité et l’engagement pris par l’utilisateur sur ceux-ci. Les termes utilisées, sans avoir été creuser concrètement dans les jeux en eux-mêmes peuvent paraîtres mystiques. Cependant, cette démarcation nous permet une réelle avancée quant à la différentiation de genres.</w:t>
       </w:r>
     </w:p>
     <w:p>
@@ -1304,6 +1329,7 @@
           <w:color w:val="000000" w:themeColor="text1"/>
           <w:lang w:val="fr-CH"/>
         </w:rPr>
+        <w:lastRenderedPageBreak/>
         <w:t xml:space="preserve">L’aspect addictif qui n’est pas mentionné auparavant, selon moi, dépend de la personnalité des utilisateurs. Nous ne pouvons donc pas utiliser cette caractéristique comme élément de définition à part entière. Un joueur lambda pourrait passer tout autant de temps sur </w:t>
       </w:r>
       <w:proofErr w:type="spellStart"/>
@@ -1398,7 +1424,6 @@
           <w:color w:val="000000" w:themeColor="text1"/>
           <w:lang w:val="fr-CH"/>
         </w:rPr>
-        <w:lastRenderedPageBreak/>
         <w:t xml:space="preserve">Le temps d’une session de jeu semble à priori être un bon élément de comparaison, bien que celui-ci dépendra de la facilité de prise en main du jeu par l’utilisateur. Un joueur expérimenté sur </w:t>
       </w:r>
       <w:proofErr w:type="spellStart"/>
@@ -1678,16 +1703,9 @@
     <w:p>
       <w:pPr>
         <w:rPr>
-          <w:color w:val="000000" w:themeColor="text1"/>
-          <w:lang w:val="fr-CH"/>
-        </w:rPr>
-      </w:pPr>
-      <w:r>
-        <w:rPr>
-          <w:lang w:val="fr-CH"/>
-        </w:rPr>
-        <w:t>Mécanique simple – notion de progression – objectif de jeux – gameplay instantané – scénario – taille</w:t>
-      </w:r>
+          <w:lang w:val="fr-CH"/>
+        </w:rPr>
+      </w:pPr>
     </w:p>
     <w:p>
       <w:pPr>
@@ -1741,8 +1759,579 @@
         <w:rPr>
           <w:lang w:val="fr-CH"/>
         </w:rPr>
-        <w:t xml:space="preserve"> effectuer, de multiples options de jeu, un scénario ou du moins quelques chose qui pourrait s’y apparenter et une demande en ressources plus conséquente.</w:t>
-      </w:r>
+        <w:t xml:space="preserve"> effectuer, de multiples options de jeu, un scénario ou du moins plusieurs éléments qui pourrait s’y apparenter et une demande en ressources plus conséquente.</w:t>
+      </w:r>
+    </w:p>
+    <w:p>
+      <w:pPr>
+        <w:rPr>
+          <w:lang w:val="fr-CH"/>
+        </w:rPr>
+      </w:pPr>
+    </w:p>
+    <w:p>
+      <w:pPr>
+        <w:rPr>
+          <w:b/>
+          <w:bCs/>
+          <w:lang w:val="fr-CH"/>
+        </w:rPr>
+      </w:pPr>
+      <w:r>
+        <w:rPr>
+          <w:b/>
+          <w:bCs/>
+          <w:lang w:val="fr-CH"/>
+        </w:rPr>
+        <w:t xml:space="preserve">- Examen d’autres cas :  </w:t>
+      </w:r>
+    </w:p>
+    <w:p>
+      <w:pPr>
+        <w:pStyle w:val="ListParagraph"/>
+        <w:ind w:left="0"/>
+        <w:rPr>
+          <w:lang w:val="fr-CH"/>
+        </w:rPr>
+      </w:pPr>
+      <w:r>
+        <w:rPr>
+          <w:lang w:val="fr-CH"/>
+        </w:rPr>
+        <w:t>Afin de vérifier cette règle préétablie nous pouvons essayer de l’appliquer à divers jeux de chaque type et par la conséquente, l’affirmer ou la contredire.</w:t>
+      </w:r>
+    </w:p>
+    <w:p>
+      <w:pPr>
+        <w:pStyle w:val="ListParagraph"/>
+        <w:ind w:left="0"/>
+        <w:rPr>
+          <w:lang w:val="fr-CH"/>
+        </w:rPr>
+      </w:pPr>
+    </w:p>
+    <w:p>
+      <w:pPr>
+        <w:pStyle w:val="ListParagraph"/>
+        <w:ind w:left="0"/>
+        <w:rPr>
+          <w:lang w:val="fr-CH"/>
+        </w:rPr>
+      </w:pPr>
+      <w:r>
+        <w:rPr>
+          <w:lang w:val="fr-CH"/>
+        </w:rPr>
+        <w:t>Prenons par exemple « </w:t>
+      </w:r>
+      <w:proofErr w:type="spellStart"/>
+      <w:r>
+        <w:rPr>
+          <w:lang w:val="fr-CH"/>
+        </w:rPr>
+        <w:t>ClashOfClan</w:t>
+      </w:r>
+      <w:proofErr w:type="spellEnd"/>
+      <w:r>
+        <w:rPr>
+          <w:lang w:val="fr-CH"/>
+        </w:rPr>
+        <w:t xml:space="preserve"> », un autre jeux du studio </w:t>
+      </w:r>
+      <w:proofErr w:type="spellStart"/>
+      <w:r>
+        <w:rPr>
+          <w:lang w:val="fr-CH"/>
+        </w:rPr>
+        <w:t>SuperCell</w:t>
+      </w:r>
+      <w:proofErr w:type="spellEnd"/>
+      <w:r>
+        <w:rPr>
+          <w:lang w:val="fr-CH"/>
+        </w:rPr>
+        <w:t xml:space="preserve">. Dans ce jeu les mécaniques sont complexes, il y a de multiples objectifs et options de jeu. Il n’y a pas vraiment de scénario mais le monde forme un ensemble cohérant. Concernant les ressources prise pour le jeux, il est relativement petit (188 Mo). Cependant il y a de multiples mise à jour qui demandent plus de ressources par la suite. </w:t>
+      </w:r>
+    </w:p>
+    <w:p>
+      <w:pPr>
+        <w:pStyle w:val="ListParagraph"/>
+        <w:ind w:left="0"/>
+        <w:rPr>
+          <w:lang w:val="fr-CH"/>
+        </w:rPr>
+      </w:pPr>
+      <w:r>
+        <w:rPr>
+          <w:lang w:val="fr-CH"/>
+        </w:rPr>
+        <w:t>Un autre bon exemple serait « </w:t>
+      </w:r>
+      <w:proofErr w:type="spellStart"/>
+      <w:r>
+        <w:rPr>
+          <w:lang w:val="fr-CH"/>
+        </w:rPr>
+        <w:t>Zooba</w:t>
+      </w:r>
+      <w:proofErr w:type="spellEnd"/>
+      <w:r>
+        <w:rPr>
+          <w:lang w:val="fr-CH"/>
+        </w:rPr>
+        <w:t xml:space="preserve"> », développé par </w:t>
+      </w:r>
+      <w:proofErr w:type="spellStart"/>
+      <w:r>
+        <w:rPr>
+          <w:lang w:val="fr-CH"/>
+        </w:rPr>
+        <w:t>Wildlife</w:t>
+      </w:r>
+      <w:proofErr w:type="spellEnd"/>
+      <w:r>
+        <w:rPr>
+          <w:lang w:val="fr-CH"/>
+        </w:rPr>
+        <w:t xml:space="preserve"> Studios. Dans ce jeu les mécaniques sont complexes, il y a aussi de multiples objectifs, options de jeux et possibilité d’améliorations de l’expérience. Il y a aussi un scénario clair et établis et une demande en ressources plus conséquente (671 Mo).</w:t>
+      </w:r>
+    </w:p>
+    <w:p>
+      <w:pPr>
+        <w:pStyle w:val="ListParagraph"/>
+        <w:ind w:left="0"/>
+        <w:rPr>
+          <w:lang w:val="fr-CH"/>
+        </w:rPr>
+      </w:pPr>
+    </w:p>
+    <w:p>
+      <w:pPr>
+        <w:pStyle w:val="ListParagraph"/>
+        <w:ind w:left="0"/>
+        <w:rPr>
+          <w:lang w:val="fr-CH"/>
+        </w:rPr>
+      </w:pPr>
+      <w:r>
+        <w:rPr>
+          <w:lang w:val="fr-CH"/>
+        </w:rPr>
+        <w:t xml:space="preserve">Prenons d’autres exemples de jeux ressemblant à la description d’un jeu </w:t>
+      </w:r>
+      <w:proofErr w:type="spellStart"/>
+      <w:r>
+        <w:rPr>
+          <w:lang w:val="fr-CH"/>
+        </w:rPr>
+        <w:t>hypercasuel</w:t>
+      </w:r>
+      <w:proofErr w:type="spellEnd"/>
+      <w:r>
+        <w:rPr>
+          <w:lang w:val="fr-CH"/>
+        </w:rPr>
+        <w:t xml:space="preserve"> afin d’y appliquer les mêmes critères.</w:t>
+      </w:r>
+    </w:p>
+    <w:p>
+      <w:pPr>
+        <w:pStyle w:val="ListParagraph"/>
+        <w:ind w:left="0"/>
+        <w:rPr>
+          <w:lang w:val="fr-CH"/>
+        </w:rPr>
+      </w:pPr>
+      <w:r>
+        <w:rPr>
+          <w:lang w:val="fr-CH"/>
+        </w:rPr>
+        <w:t>Le premier exemple trouvé en faisant une recherche google est « </w:t>
+      </w:r>
+      <w:proofErr w:type="spellStart"/>
+      <w:r>
+        <w:rPr>
+          <w:lang w:val="fr-CH"/>
+        </w:rPr>
+        <w:t>HelixJump</w:t>
+      </w:r>
+      <w:proofErr w:type="spellEnd"/>
+      <w:r>
+        <w:rPr>
+          <w:lang w:val="fr-CH"/>
+        </w:rPr>
+        <w:t xml:space="preserve"> ». C’est un jeux distribué par « Voodoo », spécialiste dans la distribution de jeux </w:t>
+      </w:r>
+      <w:proofErr w:type="spellStart"/>
+      <w:r>
+        <w:rPr>
+          <w:lang w:val="fr-CH"/>
+        </w:rPr>
+        <w:t>hypercasuels</w:t>
+      </w:r>
+      <w:proofErr w:type="spellEnd"/>
+      <w:r>
+        <w:rPr>
+          <w:lang w:val="fr-CH"/>
+        </w:rPr>
+        <w:t xml:space="preserve">. En appliquant les différent critères de catégorisation les constatations sont les suivantes : Les mécaniques sont simples, en réalité il n’y en a qu’une seule. L’objectif est lui aussi simple et unique. Il n’y a aucune option ni possibilité d’amélioration de l’expérience. Il ne présente aucun scénario et le jeu demande moins de ressources que </w:t>
+      </w:r>
+      <w:proofErr w:type="spellStart"/>
+      <w:r>
+        <w:rPr>
+          <w:lang w:val="fr-CH"/>
+        </w:rPr>
+        <w:t>FlappyBird</w:t>
+      </w:r>
+      <w:proofErr w:type="spellEnd"/>
+      <w:r>
+        <w:rPr>
+          <w:lang w:val="fr-CH"/>
+        </w:rPr>
+        <w:t xml:space="preserve"> (99.98Mo). </w:t>
+      </w:r>
+    </w:p>
+    <w:p>
+      <w:pPr>
+        <w:pStyle w:val="ListParagraph"/>
+        <w:ind w:left="0"/>
+        <w:rPr>
+          <w:lang w:val="fr-CH"/>
+        </w:rPr>
+      </w:pPr>
+      <w:r>
+        <w:rPr>
+          <w:lang w:val="fr-CH"/>
+        </w:rPr>
+        <w:t xml:space="preserve">Le dernier exemples que nous allons analyser est le jeu « Rise Up » de </w:t>
+      </w:r>
+      <w:proofErr w:type="spellStart"/>
+      <w:r>
+        <w:rPr>
+          <w:lang w:val="fr-CH"/>
+        </w:rPr>
+        <w:t>S</w:t>
+      </w:r>
+      <w:r>
+        <w:rPr>
+          <w:lang w:val="fr-CH"/>
+        </w:rPr>
+        <w:t>erkan</w:t>
+      </w:r>
+      <w:proofErr w:type="spellEnd"/>
+      <w:r>
+        <w:rPr>
+          <w:lang w:val="fr-CH"/>
+        </w:rPr>
+        <w:t xml:space="preserve"> </w:t>
+      </w:r>
+      <w:proofErr w:type="spellStart"/>
+      <w:r>
+        <w:rPr>
+          <w:lang w:val="fr-CH"/>
+        </w:rPr>
+        <w:t>Ö</w:t>
+      </w:r>
+      <w:r>
+        <w:rPr>
+          <w:lang w:val="fr-CH"/>
+        </w:rPr>
+        <w:t>zyılmaz</w:t>
+      </w:r>
+      <w:proofErr w:type="spellEnd"/>
+      <w:r>
+        <w:rPr>
+          <w:lang w:val="fr-CH"/>
+        </w:rPr>
+        <w:t>, un développeur indépendant. Encore une fois, ce jeux n’a qu’une seule mécanique, un seul objectif, aucune option, aucun scénario, et ne demande pas plus de ressources que les précédents jeux exposés (69Mo).</w:t>
+      </w:r>
+    </w:p>
+    <w:p>
+      <w:pPr>
+        <w:pStyle w:val="ListParagraph"/>
+        <w:ind w:left="0"/>
+        <w:rPr>
+          <w:b/>
+          <w:bCs/>
+          <w:lang w:val="fr-CH"/>
+        </w:rPr>
+      </w:pPr>
+    </w:p>
+    <w:p>
+      <w:pPr>
+        <w:pStyle w:val="ListParagraph"/>
+        <w:numPr>
+          <w:ilvl w:val="0"/>
+          <w:numId w:val="1"/>
+        </w:numPr>
+        <w:ind w:left="0" w:firstLine="0"/>
+        <w:rPr>
+          <w:b/>
+          <w:bCs/>
+          <w:lang w:val="fr-CH"/>
+        </w:rPr>
+      </w:pPr>
+      <w:r>
+        <w:rPr>
+          <w:b/>
+          <w:bCs/>
+          <w:lang w:val="fr-CH"/>
+        </w:rPr>
+        <w:t xml:space="preserve">Communication des constatations : </w:t>
+      </w:r>
+    </w:p>
+    <w:p>
+      <w:pPr>
+        <w:pStyle w:val="ListParagraph"/>
+        <w:ind w:left="0"/>
+        <w:rPr>
+          <w:b/>
+          <w:bCs/>
+          <w:lang w:val="fr-CH"/>
+        </w:rPr>
+      </w:pPr>
+    </w:p>
+    <w:p>
+      <w:pPr>
+        <w:pStyle w:val="ListParagraph"/>
+        <w:ind w:left="0"/>
+        <w:rPr>
+          <w:lang w:val="fr-CH"/>
+        </w:rPr>
+      </w:pPr>
+      <w:r>
+        <w:rPr>
+          <w:lang w:val="fr-CH"/>
+        </w:rPr>
+        <w:t>Les exemples susmentionnées appuient fortement notre théorie. Dans le cas des jeux casuels, que ce soit « </w:t>
+      </w:r>
+      <w:proofErr w:type="spellStart"/>
+      <w:r>
+        <w:rPr>
+          <w:lang w:val="fr-CH"/>
+        </w:rPr>
+        <w:t>BrawlStars</w:t>
+      </w:r>
+      <w:proofErr w:type="spellEnd"/>
+      <w:r>
+        <w:rPr>
+          <w:lang w:val="fr-CH"/>
+        </w:rPr>
+        <w:t> », « </w:t>
+      </w:r>
+      <w:proofErr w:type="spellStart"/>
+      <w:r>
+        <w:rPr>
+          <w:lang w:val="fr-CH"/>
+        </w:rPr>
+        <w:t>ClashOfClan</w:t>
+      </w:r>
+      <w:proofErr w:type="spellEnd"/>
+      <w:r>
+        <w:rPr>
+          <w:lang w:val="fr-CH"/>
+        </w:rPr>
+        <w:t> » ou « </w:t>
+      </w:r>
+      <w:proofErr w:type="spellStart"/>
+      <w:r>
+        <w:rPr>
+          <w:lang w:val="fr-CH"/>
+        </w:rPr>
+        <w:t>Zooba</w:t>
+      </w:r>
+      <w:proofErr w:type="spellEnd"/>
+      <w:r>
+        <w:rPr>
+          <w:lang w:val="fr-CH"/>
+        </w:rPr>
+        <w:t xml:space="preserve"> », les trois répondent en grande partie aux critères d’évaluation les catégorisant dans le genre « Casuel ». Pour ce qui est des jeux </w:t>
+      </w:r>
+      <w:proofErr w:type="spellStart"/>
+      <w:r>
+        <w:rPr>
+          <w:lang w:val="fr-CH"/>
+        </w:rPr>
+        <w:t>hypercasuels</w:t>
+      </w:r>
+      <w:proofErr w:type="spellEnd"/>
+      <w:r>
+        <w:rPr>
+          <w:lang w:val="fr-CH"/>
+        </w:rPr>
+        <w:t>, « </w:t>
+      </w:r>
+      <w:proofErr w:type="spellStart"/>
+      <w:r>
+        <w:rPr>
+          <w:lang w:val="fr-CH"/>
+        </w:rPr>
+        <w:t>FlappyBird</w:t>
+      </w:r>
+      <w:proofErr w:type="spellEnd"/>
+      <w:r>
+        <w:rPr>
+          <w:lang w:val="fr-CH"/>
+        </w:rPr>
+        <w:t> », « </w:t>
+      </w:r>
+      <w:proofErr w:type="spellStart"/>
+      <w:r>
+        <w:rPr>
+          <w:lang w:val="fr-CH"/>
+        </w:rPr>
+        <w:t>HelixJump</w:t>
+      </w:r>
+      <w:proofErr w:type="spellEnd"/>
+      <w:r>
+        <w:rPr>
+          <w:lang w:val="fr-CH"/>
+        </w:rPr>
+        <w:t> » ou encore « Rise Up » correspondent eux aussi à la description faite et aux critères posés.</w:t>
+      </w:r>
+    </w:p>
+    <w:p>
+      <w:pPr>
+        <w:pStyle w:val="ListParagraph"/>
+        <w:ind w:left="0"/>
+        <w:rPr>
+          <w:lang w:val="fr-CH"/>
+        </w:rPr>
+      </w:pPr>
+    </w:p>
+    <w:p>
+      <w:pPr>
+        <w:pStyle w:val="ListParagraph"/>
+        <w:ind w:left="0"/>
+        <w:rPr>
+          <w:lang w:val="fr-CH"/>
+        </w:rPr>
+      </w:pPr>
+      <w:r>
+        <w:rPr>
+          <w:lang w:val="fr-CH"/>
+        </w:rPr>
+        <w:t xml:space="preserve">En partant de ce postulat, nous pouvons conclure que cette règle est, pour le moment, applicable. Il en va de </w:t>
+      </w:r>
+      <w:r>
+        <w:rPr>
+          <w:lang w:val="fr-CH"/>
+        </w:rPr>
+        <w:t>soi</w:t>
+      </w:r>
+      <w:r>
+        <w:rPr>
+          <w:lang w:val="fr-CH"/>
+        </w:rPr>
+        <w:t xml:space="preserve"> qu’avec les avancées technologiques, les nouveaux concepts de </w:t>
+      </w:r>
+      <w:proofErr w:type="spellStart"/>
+      <w:r>
+        <w:rPr>
+          <w:lang w:val="fr-CH"/>
+        </w:rPr>
+        <w:t>game</w:t>
+      </w:r>
+      <w:proofErr w:type="spellEnd"/>
+      <w:r>
+        <w:rPr>
+          <w:lang w:val="fr-CH"/>
+        </w:rPr>
+        <w:t xml:space="preserve"> designs et les modifications linguistiques, les deux genres pourraient ne plus suffire à catégoriser les jeux mobiles. Comme expliqué par CK Wang dans le talk « Mobile </w:t>
+      </w:r>
+      <w:proofErr w:type="spellStart"/>
+      <w:r>
+        <w:rPr>
+          <w:lang w:val="fr-CH"/>
+        </w:rPr>
+        <w:t>Growth</w:t>
+      </w:r>
+      <w:proofErr w:type="spellEnd"/>
+      <w:r>
+        <w:rPr>
+          <w:lang w:val="fr-CH"/>
+        </w:rPr>
+        <w:t xml:space="preserve"> </w:t>
+      </w:r>
+      <w:proofErr w:type="spellStart"/>
+      <w:r>
+        <w:rPr>
+          <w:lang w:val="fr-CH"/>
+        </w:rPr>
+        <w:t>Summit</w:t>
+      </w:r>
+      <w:proofErr w:type="spellEnd"/>
+      <w:r>
+        <w:rPr>
+          <w:lang w:val="fr-CH"/>
+        </w:rPr>
+        <w:t xml:space="preserve"> » de 2020, certain parle déjà de « Super-Casual Games » un genre qui serait un entre-deux des deux genres susmentionnés. </w:t>
+      </w:r>
+    </w:p>
+    <w:p>
+      <w:pPr>
+        <w:pStyle w:val="ListParagraph"/>
+        <w:ind w:left="0"/>
+        <w:rPr>
+          <w:lang w:val="fr-CH"/>
+        </w:rPr>
+      </w:pPr>
+      <w:r>
+        <w:rPr>
+          <w:lang w:val="fr-CH"/>
+        </w:rPr>
+        <w:t xml:space="preserve">Pour le moment il n’en est pas question. Cependant peut-être sera-t-il nécessaire par la suite d’utiliser ce terme. Ce qui est sûr, c’est que le simple terme « Mobile </w:t>
+      </w:r>
+      <w:proofErr w:type="spellStart"/>
+      <w:r>
+        <w:rPr>
+          <w:lang w:val="fr-CH"/>
+        </w:rPr>
+        <w:t>games</w:t>
+      </w:r>
+      <w:proofErr w:type="spellEnd"/>
+      <w:r>
+        <w:rPr>
+          <w:lang w:val="fr-CH"/>
+        </w:rPr>
+        <w:t xml:space="preserve"> » ne suffis plus à décrire les jeux mobiles. Les différences marquantes de </w:t>
+      </w:r>
+      <w:proofErr w:type="spellStart"/>
+      <w:r>
+        <w:rPr>
+          <w:lang w:val="fr-CH"/>
+        </w:rPr>
+        <w:t>game</w:t>
+      </w:r>
+      <w:proofErr w:type="spellEnd"/>
+      <w:r>
+        <w:rPr>
+          <w:lang w:val="fr-CH"/>
+        </w:rPr>
+        <w:t xml:space="preserve"> design entre les jeux forcent les créateurs, développeur, distributeurs, utilisateurs et joueurs à faire évoluer la langue et créer une définition qui sied mieux à la représentation de ce qu’ils sont.</w:t>
+      </w:r>
+    </w:p>
+    <w:p>
+      <w:pPr>
+        <w:pStyle w:val="ListParagraph"/>
+        <w:ind w:left="0"/>
+        <w:rPr>
+          <w:lang w:val="fr-CH"/>
+        </w:rPr>
+      </w:pPr>
+    </w:p>
+    <w:p>
+      <w:pPr>
+        <w:pStyle w:val="ListParagraph"/>
+        <w:ind w:left="0"/>
+      </w:pPr>
+    </w:p>
+    <w:p>
+      <w:pPr>
+        <w:rPr>
+          <w:lang w:val="fr-CH"/>
+        </w:rPr>
+      </w:pPr>
     </w:p>
     <w:sectPr>
       <w:pgSz w:w="11906" w:h="16838"/>
@@ -1859,7 +2448,7 @@
         <w:rFonts w:asciiTheme="minorHAnsi" w:eastAsiaTheme="minorHAnsi" w:hAnsiTheme="minorHAnsi" w:cstheme="minorBidi"/>
         <w:sz w:val="22"/>
         <w:szCs w:val="22"/>
-        <w:lang w:val="en-CH" w:eastAsia="en-US" w:bidi="ar-SA"/>
+        <w:lang w:eastAsia="en-US" w:bidi="ar-SA"/>
       </w:rPr>
     </w:rPrDefault>
     <w:pPrDefault>
@@ -2249,9 +2838,30 @@
   <w:style w:type="paragraph" w:default="1" w:styleId="Normal">
     <w:name w:val="Normal"/>
     <w:qFormat/>
-    <w:rsid w:val="00B64E73"/>
+    <w:rsid w:val="004C4F2E"/>
     <w:rPr>
       <w:lang w:val="en-GB"/>
+    </w:rPr>
+  </w:style>
+  <w:style w:type="paragraph" w:styleId="Heading1">
+    <w:name w:val="heading 1"/>
+    <w:basedOn w:val="Normal"/>
+    <w:next w:val="Normal"/>
+    <w:link w:val="Heading1Char"/>
+    <w:uiPriority w:val="9"/>
+    <w:qFormat/>
+    <w:rsid w:val="004C4F2E"/>
+    <w:pPr>
+      <w:keepNext/>
+      <w:keepLines/>
+      <w:spacing w:before="240" w:after="0"/>
+      <w:outlineLvl w:val="0"/>
+    </w:pPr>
+    <w:rPr>
+      <w:rFonts w:asciiTheme="majorHAnsi" w:eastAsiaTheme="majorEastAsia" w:hAnsiTheme="majorHAnsi" w:cstheme="majorBidi"/>
+      <w:color w:val="2F5496" w:themeColor="accent1" w:themeShade="BF"/>
+      <w:sz w:val="32"/>
+      <w:szCs w:val="32"/>
     </w:rPr>
   </w:style>
   <w:style w:type="character" w:default="1" w:styleId="DefaultParagraphFont">
@@ -2318,6 +2928,35 @@
     </w:pPr>
     <w:rPr>
       <w:rFonts w:ascii="Garamond" w:hAnsi="Garamond" w:cs="Times New Roman"/>
+    </w:rPr>
+  </w:style>
+  <w:style w:type="character" w:customStyle="1" w:styleId="Heading1Char">
+    <w:name w:val="Heading 1 Char"/>
+    <w:basedOn w:val="DefaultParagraphFont"/>
+    <w:link w:val="Heading1"/>
+    <w:uiPriority w:val="9"/>
+    <w:rsid w:val="004C4F2E"/>
+    <w:rPr>
+      <w:rFonts w:asciiTheme="majorHAnsi" w:eastAsiaTheme="majorEastAsia" w:hAnsiTheme="majorHAnsi" w:cstheme="majorBidi"/>
+      <w:color w:val="2F5496" w:themeColor="accent1" w:themeShade="BF"/>
+      <w:sz w:val="32"/>
+      <w:szCs w:val="32"/>
+      <w:lang w:val="en-GB"/>
+    </w:rPr>
+  </w:style>
+  <w:style w:type="paragraph" w:styleId="TOCHeading">
+    <w:name w:val="TOC Heading"/>
+    <w:basedOn w:val="Heading1"/>
+    <w:next w:val="Normal"/>
+    <w:uiPriority w:val="39"/>
+    <w:unhideWhenUsed/>
+    <w:qFormat/>
+    <w:rsid w:val="004C4F2E"/>
+    <w:pPr>
+      <w:outlineLvl w:val="9"/>
+    </w:pPr>
+    <w:rPr>
+      <w:lang w:val="en-US"/>
     </w:rPr>
   </w:style>
 </w:styles>
